--- a/docs/EulerPilot-v2用户手册-v1.1.docx
+++ b/docs/EulerPilot-v2用户手册-v1.1.docx
@@ -2,7 +2,7 @@
 <file path=word/document.xml><?xml version="1.0" encoding="utf-8"?>
 <w:document xmlns:w="http://schemas.openxmlformats.org/wordprocessingml/2006/main" xmlns:m="http://schemas.openxmlformats.org/officeDocument/2006/math" xmlns:r="http://schemas.openxmlformats.org/officeDocument/2006/relationships" xmlns:o="urn:schemas-microsoft-com:office:office" xmlns:v="urn:schemas-microsoft-com:vml" xmlns:w10="urn:schemas-microsoft-com:office:word" xmlns:a="http://schemas.openxmlformats.org/drawingml/2006/main" xmlns:pic="http://schemas.openxmlformats.org/drawingml/2006/picture" xmlns:wp="http://schemas.openxmlformats.org/drawingml/2006/wordprocessingDrawing">
   <w:body>
-    <w:bookmarkStart w:id="28" w:name="eulerpilot-v2-用户手册"/>
+    <w:bookmarkStart w:id="37" w:name="eulerpilot-v2-用户手册"/>
     <w:p>
       <w:pPr>
         <w:pStyle w:val="Heading1"/>
@@ -252,7 +252,7 @@
               <w:pStyle w:val="Compact"/>
             </w:pPr>
             <w:r>
-              <w:t xml:space="preserve">2026-10-25</w:t>
+              <w:t xml:space="preserve">2026-10-26</w:t>
             </w:r>
           </w:p>
         </w:tc>
@@ -1414,7 +1414,7 @@
       </w:tr>
     </w:tbl>
     <w:bookmarkEnd w:id="11"/>
-    <w:bookmarkStart w:id="16" w:name="快速开始"/>
+    <w:bookmarkStart w:id="22" w:name="快速开始"/>
     <w:p>
       <w:pPr>
         <w:pStyle w:val="Heading2"/>
@@ -1429,7 +1429,7 @@
         <w:t xml:space="preserve">快速开始</w:t>
       </w:r>
     </w:p>
-    <w:bookmarkStart w:id="12" w:name="运行演示推荐第一步"/>
+    <w:bookmarkStart w:id="15" w:name="运行演示推荐第一步"/>
     <w:p>
       <w:pPr>
         <w:pStyle w:val="Heading3"/>
@@ -1442,6 +1442,296 @@
           <w:rFonts w:hint="eastAsia"/>
         </w:rPr>
         <w:t xml:space="preserve">运行演示(推荐第一步)</w:t>
+      </w:r>
+    </w:p>
+    <w:p>
+      <w:pPr>
+        <w:pStyle w:val="FirstParagraph"/>
+        <w:keepNext/>
+        <w:spacing w:before="160" w:after="80"/>
+        <w:jc w:val="center"/>
+      </w:pPr>
+      <w:r>
+        <w:drawing>
+          <wp:inline>
+            <wp:extent cx="5334000" cy="4429124"/>
+            <wp:effectExtent b="0" l="0" r="0" t="0"/>
+            <wp:docPr descr="现场演示八步时间线" title="" id="13" name="Picture"/>
+            <a:graphic>
+              <a:graphicData uri="http://schemas.openxmlformats.org/drawingml/2006/picture">
+                <pic:pic>
+                  <pic:nvPicPr>
+                    <pic:cNvPr descr="D:/code/Ubuntu/EulerPilot-v2/build/diagram-qa/png/demo-timeline.png" id="14" name="Picture"/>
+                    <pic:cNvPicPr>
+                      <a:picLocks noChangeArrowheads="1" noChangeAspect="1"/>
+                    </pic:cNvPicPr>
+                  </pic:nvPicPr>
+                  <pic:blipFill>
+                    <a:blip r:embed="rId12">
+                      <a:extLst>
+                        <a:ext uri="{96DAC541-7B7A-43D3-8B79-37D633B846F1}">
+                          <asvg:svgBlip xmlns:asvg="http://schemas.microsoft.com/office/drawing/2016/SVG/main" r:embed="rIdSvg1"/>
+                        </a:ext>
+                      </a:extLst>
+                    </a:blip>
+                    <a:stretch>
+                      <a:fillRect/>
+                    </a:stretch>
+                  </pic:blipFill>
+                  <pic:spPr bwMode="auto">
+                    <a:xfrm>
+                      <a:off x="0" y="0"/>
+                      <a:ext cx="5334000" cy="4429124"/>
+                    </a:xfrm>
+                    <a:prstGeom prst="rect">
+                      <a:avLst/>
+                    </a:prstGeom>
+                    <a:noFill/>
+                    <a:ln w="9525">
+                      <a:noFill/>
+                      <a:headEnd/>
+                      <a:tailEnd/>
+                    </a:ln>
+                  </pic:spPr>
+                </pic:pic>
+              </a:graphicData>
+            </a:graphic>
+          </wp:inline>
+        </w:drawing>
+      </w:r>
+    </w:p>
+    <w:p>
+      <w:pPr>
+        <w:pStyle w:val="BodyText"/>
+        <w:keepNext w:val="0"/>
+        <w:spacing w:after="200"/>
+        <w:jc w:val="center"/>
+      </w:pPr>
+      <w:r>
+        <w:rPr>
+          <w:rFonts w:hint="eastAsia"/>
+          <w:i/>
+          <w:iCs/>
+          <w:color w:val="595959"/>
+          <w:sz w:val="18"/>
+        </w:rPr>
+        <w:t xml:space="preserve">图</w:t>
+      </w:r>
+      <w:r>
+        <w:rPr>
+          <w:i/>
+          <w:iCs/>
+          <w:color w:val="595959"/>
+          <w:sz w:val="18"/>
+        </w:rPr>
+        <w:t xml:space="preserve"> 1　</w:t>
+      </w:r>
+      <w:r>
+        <w:rPr>
+          <w:rFonts w:hint="eastAsia"/>
+          <w:i/>
+          <w:iCs/>
+          <w:color w:val="595959"/>
+          <w:sz w:val="18"/>
+        </w:rPr>
+        <w:t xml:space="preserve">现场演示八步时间线</w:t>
+      </w:r>
+    </w:p>
+    <w:p>
+      <w:pPr>
+        <w:pStyle w:val="BodyText"/>
+      </w:pPr>
+      <w:r>
+        <w:rPr>
+          <w:rFonts w:hint="eastAsia"/>
+        </w:rPr>
+        <w:t xml:space="preserve">约</w:t>
+      </w:r>
+      <w:r>
+        <w:t xml:space="preserve"> 5–6 </w:t>
+      </w:r>
+      <w:r>
+        <w:rPr>
+          <w:rFonts w:hint="eastAsia"/>
+        </w:rPr>
+        <w:t xml:space="preserve">分钟,自动完成八步时间线:</w:t>
+      </w:r>
+    </w:p>
+    <w:p>
+      <w:pPr>
+        <w:pStyle w:val="SourceCode"/>
+        <w:keepNext w:val="0"/>
+      </w:pPr>
+      <w:r>
+        <w:rPr>
+          <w:rStyle w:val="FunctionTok"/>
+        </w:rPr>
+        <w:t xml:space="preserve">bash</w:t>
+      </w:r>
+      <w:r>
+        <w:rPr>
+          <w:rStyle w:val="NormalTok"/>
+        </w:rPr>
+        <w:t xml:space="preserve"> </w:t>
+      </w:r>
+      <w:r>
+        <w:rPr>
+          <w:rStyle w:val="OperatorTok"/>
+        </w:rPr>
+        <w:t xml:space="preserve">&lt;</w:t>
+      </w:r>
+      <w:r>
+        <w:rPr>
+          <w:rStyle w:val="NormalTok"/>
+        </w:rPr>
+        <w:t xml:space="preserve">SRC</w:t>
+      </w:r>
+      <w:r>
+        <w:rPr>
+          <w:rStyle w:val="OperatorTok"/>
+        </w:rPr>
+        <w:t xml:space="preserve">&gt;</w:t>
+      </w:r>
+      <w:r>
+        <w:rPr>
+          <w:rStyle w:val="NormalTok"/>
+        </w:rPr>
+        <w:t xml:space="preserve">/scripts/demo_sp3.sh </w:t>
+      </w:r>
+      <w:r>
+        <w:rPr>
+          <w:rStyle w:val="OperatorTok"/>
+        </w:rPr>
+        <w:t xml:space="preserve">&lt;</w:t>
+      </w:r>
+      <w:r>
+        <w:rPr>
+          <w:rStyle w:val="NormalTok"/>
+        </w:rPr>
+        <w:t xml:space="preserve">BUILD</w:t>
+      </w:r>
+      <w:r>
+        <w:rPr>
+          <w:rStyle w:val="OperatorTok"/>
+        </w:rPr>
+        <w:t xml:space="preserve">&gt;</w:t>
+      </w:r>
+      <w:r>
+        <w:rPr>
+          <w:rStyle w:val="NormalTok"/>
+        </w:rPr>
+        <w:t xml:space="preserve">/ep-executord </w:t>
+      </w:r>
+      <w:r>
+        <w:rPr>
+          <w:rStyle w:val="OperatorTok"/>
+        </w:rPr>
+        <w:t xml:space="preserve">&lt;</w:t>
+      </w:r>
+      <w:r>
+        <w:rPr>
+          <w:rStyle w:val="NormalTok"/>
+        </w:rPr>
+        <w:t xml:space="preserve">BUILD</w:t>
+      </w:r>
+      <w:r>
+        <w:rPr>
+          <w:rStyle w:val="OperatorTok"/>
+        </w:rPr>
+        <w:t xml:space="preserve">&gt;</w:t>
+      </w:r>
+      <w:r>
+        <w:rPr>
+          <w:rStyle w:val="NormalTok"/>
+        </w:rPr>
+        <w:t xml:space="preserve">/ep </w:t>
+      </w:r>
+      <w:r>
+        <w:rPr>
+          <w:rStyle w:val="DataTypeTok"/>
+        </w:rPr>
+        <w:t xml:space="preserve">\</w:t>
+      </w:r>
+      <w:r>
+        <w:br/>
+      </w:r>
+      <w:r>
+        <w:rPr>
+          <w:rStyle w:val="NormalTok"/>
+        </w:rPr>
+        <w:t xml:space="preserve">  </w:t>
+      </w:r>
+      <w:r>
+        <w:rPr>
+          <w:rStyle w:val="OperatorTok"/>
+        </w:rPr>
+        <w:t xml:space="preserve">&lt;</w:t>
+      </w:r>
+      <w:r>
+        <w:rPr>
+          <w:rStyle w:val="NormalTok"/>
+        </w:rPr>
+        <w:t xml:space="preserve">BUILD</w:t>
+      </w:r>
+      <w:r>
+        <w:rPr>
+          <w:rStyle w:val="OperatorTok"/>
+        </w:rPr>
+        <w:t xml:space="preserve">&gt;</w:t>
+      </w:r>
+      <w:r>
+        <w:rPr>
+          <w:rStyle w:val="NormalTok"/>
+        </w:rPr>
+        <w:t xml:space="preserve">/ep-sched-loader </w:t>
+      </w:r>
+      <w:r>
+        <w:rPr>
+          <w:rStyle w:val="OperatorTok"/>
+        </w:rPr>
+        <w:t xml:space="preserve">&lt;</w:t>
+      </w:r>
+      <w:r>
+        <w:rPr>
+          <w:rStyle w:val="NormalTok"/>
+        </w:rPr>
+        <w:t xml:space="preserve">BUILD</w:t>
+      </w:r>
+      <w:r>
+        <w:rPr>
+          <w:rStyle w:val="OperatorTok"/>
+        </w:rPr>
+        <w:t xml:space="preserve">&gt;</w:t>
+      </w:r>
+      <w:r>
+        <w:rPr>
+          <w:rStyle w:val="NormalTok"/>
+        </w:rPr>
+        <w:t xml:space="preserve">/ep-evtmon </w:t>
+      </w:r>
+      <w:r>
+        <w:rPr>
+          <w:rStyle w:val="OperatorTok"/>
+        </w:rPr>
+        <w:t xml:space="preserve">&lt;</w:t>
+      </w:r>
+      <w:r>
+        <w:rPr>
+          <w:rStyle w:val="NormalTok"/>
+        </w:rPr>
+        <w:t xml:space="preserve">EVIDENCE</w:t>
+      </w:r>
+      <w:r>
+        <w:rPr>
+          <w:rStyle w:val="OperatorTok"/>
+        </w:rPr>
+        <w:t xml:space="preserve">&gt;</w:t>
+      </w:r>
+      <w:r>
+        <w:rPr>
+          <w:rStyle w:val="NormalTok"/>
+        </w:rPr>
+        <w:t xml:space="preserve">/demo-run</w:t>
       </w:r>
     </w:p>
     <w:p>
@@ -1452,38 +1742,209 @@
         <w:rPr>
           <w:rFonts w:hint="eastAsia"/>
         </w:rPr>
-        <w:t xml:space="preserve">约</w:t>
-      </w:r>
-      <w:r>
-        <w:t xml:space="preserve"> 5–6 </w:t>
+        <w:t xml:space="preserve">演示依次展示:契约校验</w:t>
+      </w:r>
+      <w:r>
+        <w:t xml:space="preserve"> → </w:t>
       </w:r>
       <w:r>
         <w:rPr>
           <w:rFonts w:hint="eastAsia"/>
         </w:rPr>
-        <w:t xml:space="preserve">分钟,自动完成八步时间线:</w:t>
+        <w:t xml:space="preserve">默认调度器基线</w:t>
+      </w:r>
+      <w:r>
+        <w:t xml:space="preserve"> → </w:t>
+      </w:r>
+      <w:r>
+        <w:rPr>
+          <w:rFonts w:hint="eastAsia"/>
+        </w:rPr>
+        <w:t xml:space="preserve">策略生效(内核自证)→</w:t>
+      </w:r>
+      <w:r>
+        <w:t xml:space="preserve"> </w:t>
+      </w:r>
+      <w:r>
+        <w:rPr>
+          <w:rFonts w:hint="eastAsia"/>
+        </w:rPr>
+        <w:t xml:space="preserve">扰动下的感知链应答</w:t>
+      </w:r>
+      <w:r>
+        <w:t xml:space="preserve"> → </w:t>
+      </w:r>
+      <w:r>
+        <w:rPr>
+          <w:rFonts w:hint="eastAsia"/>
+        </w:rPr>
+        <w:t xml:space="preserve">崩溃恢复</w:t>
+      </w:r>
+      <w:r>
+        <w:t xml:space="preserve"> → cgroup </w:t>
+      </w:r>
+      <w:r>
+        <w:rPr>
+          <w:rFonts w:hint="eastAsia"/>
+        </w:rPr>
+        <w:t xml:space="preserve">权重调整</w:t>
+      </w:r>
+      <w:r>
+        <w:t xml:space="preserve"> → </w:t>
+      </w:r>
+      <w:r>
+        <w:rPr>
+          <w:rFonts w:hint="eastAsia"/>
+        </w:rPr>
+        <w:t xml:space="preserve">事件驱动防护(升权与补偿)→</w:t>
+      </w:r>
+      <w:r>
+        <w:t xml:space="preserve"> </w:t>
+      </w:r>
+      <w:r>
+        <w:rPr>
+          <w:rFonts w:hint="eastAsia"/>
+        </w:rPr>
+        <w:t xml:space="preserve">干净收尾。每步打印</w:t>
+      </w:r>
+      <w:r>
+        <w:t xml:space="preserve"> </w:t>
+      </w:r>
+      <w:r>
+        <w:rPr>
+          <w:rStyle w:val="VerbatimChar"/>
+        </w:rPr>
+        <w:t xml:space="preserve">=== [demo] </w:t>
+      </w:r>
+      <w:r>
+        <w:rPr>
+          <w:rStyle w:val="VerbatimChar"/>
+          <w:rFonts w:hint="eastAsia"/>
+        </w:rPr>
+        <w:t xml:space="preserve">步骤名</w:t>
+      </w:r>
+      <w:r>
+        <w:rPr>
+          <w:rStyle w:val="VerbatimChar"/>
+        </w:rPr>
+        <w:t xml:space="preserve"> ===</w:t>
+      </w:r>
+      <w:r>
+        <w:t xml:space="preserve"> </w:t>
+      </w:r>
+      <w:r>
+        <w:rPr>
+          <w:rFonts w:hint="eastAsia"/>
+        </w:rPr>
+        <w:t xml:space="preserve">与说明行;失败时保留现场目录并在结尾打印路径。</w:t>
+      </w:r>
+    </w:p>
+    <w:bookmarkEnd w:id="15"/>
+    <w:bookmarkStart w:id="16" w:name="最小手动流程调度域"/>
+    <w:p>
+      <w:pPr>
+        <w:pStyle w:val="Heading3"/>
+      </w:pPr>
+      <w:r>
+        <w:t xml:space="preserve">2.2 </w:t>
+      </w:r>
+      <w:r>
+        <w:rPr>
+          <w:rFonts w:hint="eastAsia"/>
+        </w:rPr>
+        <w:t xml:space="preserve">最小手动流程(调度域)</w:t>
       </w:r>
     </w:p>
     <w:p>
       <w:pPr>
         <w:pStyle w:val="SourceCode"/>
+        <w:keepNext w:val="0"/>
       </w:pPr>
       <w:r>
         <w:rPr>
+          <w:rStyle w:val="CommentTok"/>
+        </w:rPr>
+        <w:t xml:space="preserve"># 0. 前置检查:必须 disabled 且本实例 pin 目录为空</w:t>
+      </w:r>
+      <w:r>
+        <w:br/>
+      </w:r>
+      <w:r>
+        <w:rPr>
           <w:rStyle w:val="FunctionTok"/>
         </w:rPr>
-        <w:t xml:space="preserve">bash</w:t>
-      </w:r>
-      <w:r>
-        <w:rPr>
-          <w:rStyle w:val="NormalTok"/>
-        </w:rPr>
-        <w:t xml:space="preserve"> </w:t>
+        <w:t xml:space="preserve">cat</w:t>
+      </w:r>
+      <w:r>
+        <w:rPr>
+          <w:rStyle w:val="NormalTok"/>
+        </w:rPr>
+        <w:t xml:space="preserve"> /sys/kernel/sched_ext/state            </w:t>
+      </w:r>
+      <w:r>
+        <w:rPr>
+          <w:rStyle w:val="CommentTok"/>
+        </w:rPr>
+        <w:t xml:space="preserve"># 期望 disabled</w:t>
+      </w:r>
+      <w:r>
+        <w:br/>
+      </w:r>
+      <w:r>
+        <w:rPr>
+          <w:rStyle w:val="FunctionTok"/>
+        </w:rPr>
+        <w:t xml:space="preserve">ls</w:t>
+      </w:r>
+      <w:r>
+        <w:rPr>
+          <w:rStyle w:val="NormalTok"/>
+        </w:rPr>
+        <w:t xml:space="preserve"> /sys/fs/bpf/eulerpilot-v2 </w:t>
+      </w:r>
+      <w:r>
+        <w:rPr>
+          <w:rStyle w:val="DecValTok"/>
+        </w:rPr>
+        <w:t xml:space="preserve">2</w:t>
       </w:r>
       <w:r>
         <w:rPr>
           <w:rStyle w:val="OperatorTok"/>
         </w:rPr>
+        <w:t xml:space="preserve">&gt;</w:t>
+      </w:r>
+      <w:r>
+        <w:rPr>
+          <w:rStyle w:val="NormalTok"/>
+        </w:rPr>
+        <w:t xml:space="preserve">/dev/null   </w:t>
+      </w:r>
+      <w:r>
+        <w:rPr>
+          <w:rStyle w:val="CommentTok"/>
+        </w:rPr>
+        <w:t xml:space="preserve"># 期望为空或不存在</w:t>
+      </w:r>
+      <w:r>
+        <w:br/>
+      </w:r>
+      <w:r>
+        <w:rPr>
+          <w:rStyle w:val="ExtensionTok"/>
+        </w:rPr>
+        <w:t xml:space="preserve">python3</w:t>
+      </w:r>
+      <w:r>
+        <w:rPr>
+          <w:rStyle w:val="NormalTok"/>
+        </w:rPr>
+        <w:t xml:space="preserve"> </w:t>
+      </w:r>
+      <w:r>
+        <w:rPr>
+          <w:rStyle w:val="OperatorTok"/>
+        </w:rPr>
         <w:t xml:space="preserve">&lt;</w:t>
       </w:r>
       <w:r>
@@ -1502,7 +1963,40 @@
         <w:rPr>
           <w:rStyle w:val="NormalTok"/>
         </w:rPr>
-        <w:t xml:space="preserve">/scripts/demo_sp3.sh </w:t>
+        <w:t xml:space="preserve">/scripts/doctor.py            </w:t>
+      </w:r>
+      <w:r>
+        <w:rPr>
+          <w:rStyle w:val="CommentTok"/>
+        </w:rPr>
+        <w:t xml:space="preserve"># 只读能力体检</w:t>
+      </w:r>
+      <w:r>
+        <w:br/>
+      </w:r>
+      <w:r>
+        <w:br/>
+      </w:r>
+      <w:r>
+        <w:rPr>
+          <w:rStyle w:val="CommentTok"/>
+        </w:rPr>
+        <w:t xml:space="preserve"># 1. 启动执行服务(生产建议 setsid nohup 后台运行,日志落盘)</w:t>
+      </w:r>
+      <w:r>
+        <w:br/>
+      </w:r>
+      <w:r>
+        <w:rPr>
+          <w:rStyle w:val="ExtensionTok"/>
+        </w:rPr>
+        <w:t xml:space="preserve">setsid</w:t>
+      </w:r>
+      <w:r>
+        <w:rPr>
+          <w:rStyle w:val="NormalTok"/>
+        </w:rPr>
+        <w:t xml:space="preserve"> nohup </w:t>
       </w:r>
       <w:r>
         <w:rPr>
@@ -1530,6 +2024,18 @@
       </w:r>
       <w:r>
         <w:rPr>
+          <w:rStyle w:val="AttributeTok"/>
+        </w:rPr>
+        <w:t xml:space="preserve">--state-dir</w:t>
+      </w:r>
+      <w:r>
+        <w:rPr>
+          <w:rStyle w:val="NormalTok"/>
+        </w:rPr>
+        <w:t xml:space="preserve"> </w:t>
+      </w:r>
+      <w:r>
+        <w:rPr>
           <w:rStyle w:val="OperatorTok"/>
         </w:rPr>
         <w:t xml:space="preserve">&lt;</w:t>
@@ -1538,6 +2044,93 @@
         <w:rPr>
           <w:rStyle w:val="NormalTok"/>
         </w:rPr>
+        <w:t xml:space="preserve">STATE</w:t>
+      </w:r>
+      <w:r>
+        <w:rPr>
+          <w:rStyle w:val="OperatorTok"/>
+        </w:rPr>
+        <w:t xml:space="preserve">&gt;</w:t>
+      </w:r>
+      <w:r>
+        <w:rPr>
+          <w:rStyle w:val="NormalTok"/>
+        </w:rPr>
+        <w:t xml:space="preserve"> --socket </w:t>
+      </w:r>
+      <w:r>
+        <w:rPr>
+          <w:rStyle w:val="OperatorTok"/>
+        </w:rPr>
+        <w:t xml:space="preserve">&lt;</w:t>
+      </w:r>
+      <w:r>
+        <w:rPr>
+          <w:rStyle w:val="NormalTok"/>
+        </w:rPr>
+        <w:t xml:space="preserve">SOCK</w:t>
+      </w:r>
+      <w:r>
+        <w:rPr>
+          <w:rStyle w:val="OperatorTok"/>
+        </w:rPr>
+        <w:t xml:space="preserve">&gt;</w:t>
+      </w:r>
+      <w:r>
+        <w:rPr>
+          <w:rStyle w:val="NormalTok"/>
+        </w:rPr>
+        <w:t xml:space="preserve"> </w:t>
+      </w:r>
+      <w:r>
+        <w:rPr>
+          <w:rStyle w:val="DataTypeTok"/>
+        </w:rPr>
+        <w:t xml:space="preserve">\</w:t>
+      </w:r>
+      <w:r>
+        <w:br/>
+      </w:r>
+      <w:r>
+        <w:rPr>
+          <w:rStyle w:val="NormalTok"/>
+        </w:rPr>
+        <w:t xml:space="preserve">  </w:t>
+      </w:r>
+      <w:r>
+        <w:rPr>
+          <w:rStyle w:val="AttributeTok"/>
+        </w:rPr>
+        <w:t xml:space="preserve">--skill</w:t>
+      </w:r>
+      <w:r>
+        <w:rPr>
+          <w:rStyle w:val="NormalTok"/>
+        </w:rPr>
+        <w:t xml:space="preserve"> sched </w:t>
+      </w:r>
+      <w:r>
+        <w:rPr>
+          <w:rStyle w:val="AttributeTok"/>
+        </w:rPr>
+        <w:t xml:space="preserve">--loader</w:t>
+      </w:r>
+      <w:r>
+        <w:rPr>
+          <w:rStyle w:val="NormalTok"/>
+        </w:rPr>
+        <w:t xml:space="preserve"> </w:t>
+      </w:r>
+      <w:r>
+        <w:rPr>
+          <w:rStyle w:val="OperatorTok"/>
+        </w:rPr>
+        <w:t xml:space="preserve">&lt;</w:t>
+      </w:r>
+      <w:r>
+        <w:rPr>
+          <w:rStyle w:val="NormalTok"/>
+        </w:rPr>
         <w:t xml:space="preserve">BUILD</w:t>
       </w:r>
       <w:r>
@@ -1550,7 +2143,43 @@
         <w:rPr>
           <w:rStyle w:val="NormalTok"/>
         </w:rPr>
-        <w:t xml:space="preserve">/ep </w:t>
+        <w:t xml:space="preserve">/ep-sched-loader </w:t>
+      </w:r>
+      <w:r>
+        <w:rPr>
+          <w:rStyle w:val="AttributeTok"/>
+        </w:rPr>
+        <w:t xml:space="preserve">--sched-ctl</w:t>
+      </w:r>
+      <w:r>
+        <w:rPr>
+          <w:rStyle w:val="NormalTok"/>
+        </w:rPr>
+        <w:t xml:space="preserve"> </w:t>
+      </w:r>
+      <w:r>
+        <w:rPr>
+          <w:rStyle w:val="OperatorTok"/>
+        </w:rPr>
+        <w:t xml:space="preserve">&lt;</w:t>
+      </w:r>
+      <w:r>
+        <w:rPr>
+          <w:rStyle w:val="NormalTok"/>
+        </w:rPr>
+        <w:t xml:space="preserve">BUILD</w:t>
+      </w:r>
+      <w:r>
+        <w:rPr>
+          <w:rStyle w:val="OperatorTok"/>
+        </w:rPr>
+        <w:t xml:space="preserve">&gt;</w:t>
+      </w:r>
+      <w:r>
+        <w:rPr>
+          <w:rStyle w:val="NormalTok"/>
+        </w:rPr>
+        <w:t xml:space="preserve">/ep-schedctl </w:t>
       </w:r>
       <w:r>
         <w:rPr>
@@ -1571,13 +2200,25 @@
         <w:rPr>
           <w:rStyle w:val="OperatorTok"/>
         </w:rPr>
+        <w:t xml:space="preserve">&gt;</w:t>
+      </w:r>
+      <w:r>
+        <w:rPr>
+          <w:rStyle w:val="NormalTok"/>
+        </w:rPr>
+        <w:t xml:space="preserve"> </w:t>
+      </w:r>
+      <w:r>
+        <w:rPr>
+          <w:rStyle w:val="OperatorTok"/>
+        </w:rPr>
         <w:t xml:space="preserve">&lt;</w:t>
       </w:r>
       <w:r>
         <w:rPr>
           <w:rStyle w:val="NormalTok"/>
         </w:rPr>
-        <w:t xml:space="preserve">BUILD</w:t>
+        <w:t xml:space="preserve">STATE</w:t>
       </w:r>
       <w:r>
         <w:rPr>
@@ -1589,19 +2230,100 @@
         <w:rPr>
           <w:rStyle w:val="NormalTok"/>
         </w:rPr>
-        <w:t xml:space="preserve">/ep-sched-loader </w:t>
+        <w:t xml:space="preserve">/daemon.log </w:t>
+      </w:r>
+      <w:r>
+        <w:rPr>
+          <w:rStyle w:val="DecValTok"/>
+        </w:rPr>
+        <w:t xml:space="preserve">2</w:t>
       </w:r>
       <w:r>
         <w:rPr>
           <w:rStyle w:val="OperatorTok"/>
         </w:rPr>
+        <w:t xml:space="preserve">&gt;&amp;</w:t>
+      </w:r>
+      <w:r>
+        <w:rPr>
+          <w:rStyle w:val="DecValTok"/>
+        </w:rPr>
+        <w:t xml:space="preserve">1</w:t>
+      </w:r>
+      <w:r>
+        <w:rPr>
+          <w:rStyle w:val="NormalTok"/>
+        </w:rPr>
+        <w:t xml:space="preserve"> </w:t>
+      </w:r>
+      <w:r>
+        <w:rPr>
+          <w:rStyle w:val="KeywordTok"/>
+        </w:rPr>
+        <w:t xml:space="preserve">&amp;</w:t>
+      </w:r>
+      <w:r>
+        <w:br/>
+      </w:r>
+      <w:r>
+        <w:br/>
+      </w:r>
+      <w:r>
+        <w:rPr>
+          <w:rStyle w:val="CommentTok"/>
+        </w:rPr>
+        <w:t xml:space="preserve"># 2. 校验策略(不生效,可反复跑)</w:t>
+      </w:r>
+      <w:r>
+        <w:br/>
+      </w:r>
+      <w:r>
+        <w:rPr>
+          <w:rStyle w:val="ExtensionTok"/>
+        </w:rPr>
+        <w:t xml:space="preserve">ep</w:t>
+      </w:r>
+      <w:r>
+        <w:rPr>
+          <w:rStyle w:val="NormalTok"/>
+        </w:rPr>
+        <w:t xml:space="preserve"> validate </w:t>
+      </w:r>
+      <w:r>
+        <w:rPr>
+          <w:rStyle w:val="AttributeTok"/>
+        </w:rPr>
+        <w:t xml:space="preserve">--file</w:t>
+      </w:r>
+      <w:r>
+        <w:rPr>
+          <w:rStyle w:val="NormalTok"/>
+        </w:rPr>
+        <w:t xml:space="preserve"> policy.json </w:t>
+      </w:r>
+      <w:r>
+        <w:rPr>
+          <w:rStyle w:val="AttributeTok"/>
+        </w:rPr>
+        <w:t xml:space="preserve">--socket</w:t>
+      </w:r>
+      <w:r>
+        <w:rPr>
+          <w:rStyle w:val="NormalTok"/>
+        </w:rPr>
+        <w:t xml:space="preserve"> </w:t>
+      </w:r>
+      <w:r>
+        <w:rPr>
+          <w:rStyle w:val="OperatorTok"/>
+        </w:rPr>
         <w:t xml:space="preserve">&lt;</w:t>
       </w:r>
       <w:r>
         <w:rPr>
           <w:rStyle w:val="NormalTok"/>
         </w:rPr>
-        <w:t xml:space="preserve">BUILD</w:t>
+        <w:t xml:space="preserve">SOCK</w:t>
       </w:r>
       <w:r>
         <w:rPr>
@@ -1610,10 +2332,55 @@
         <w:t xml:space="preserve">&gt;</w:t>
       </w:r>
       <w:r>
-        <w:rPr>
-          <w:rStyle w:val="NormalTok"/>
-        </w:rPr>
-        <w:t xml:space="preserve">/ep-evtmon </w:t>
+        <w:br/>
+      </w:r>
+      <w:r>
+        <w:br/>
+      </w:r>
+      <w:r>
+        <w:rPr>
+          <w:rStyle w:val="CommentTok"/>
+        </w:rPr>
+        <w:t xml:space="preserve"># 3. 取租约并生效</w:t>
+      </w:r>
+      <w:r>
+        <w:br/>
+      </w:r>
+      <w:r>
+        <w:rPr>
+          <w:rStyle w:val="ExtensionTok"/>
+        </w:rPr>
+        <w:t xml:space="preserve">ep</w:t>
+      </w:r>
+      <w:r>
+        <w:rPr>
+          <w:rStyle w:val="NormalTok"/>
+        </w:rPr>
+        <w:t xml:space="preserve"> lease </w:t>
+      </w:r>
+      <w:r>
+        <w:rPr>
+          <w:rStyle w:val="AttributeTok"/>
+        </w:rPr>
+        <w:t xml:space="preserve">--ttl-ms</w:t>
+      </w:r>
+      <w:r>
+        <w:rPr>
+          <w:rStyle w:val="NormalTok"/>
+        </w:rPr>
+        <w:t xml:space="preserve"> 600000 </w:t>
+      </w:r>
+      <w:r>
+        <w:rPr>
+          <w:rStyle w:val="AttributeTok"/>
+        </w:rPr>
+        <w:t xml:space="preserve">--socket</w:t>
+      </w:r>
+      <w:r>
+        <w:rPr>
+          <w:rStyle w:val="NormalTok"/>
+        </w:rPr>
+        <w:t xml:space="preserve"> </w:t>
       </w:r>
       <w:r>
         <w:rPr>
@@ -1625,7 +2392,7 @@
         <w:rPr>
           <w:rStyle w:val="NormalTok"/>
         </w:rPr>
-        <w:t xml:space="preserve">EVIDENCE</w:t>
+        <w:t xml:space="preserve">SOCK</w:t>
       </w:r>
       <w:r>
         <w:rPr>
@@ -1634,10 +2401,310 @@
         <w:t xml:space="preserve">&gt;</w:t>
       </w:r>
       <w:r>
-        <w:rPr>
-          <w:rStyle w:val="NormalTok"/>
-        </w:rPr>
-        <w:t xml:space="preserve">/demo-run</w:t>
+        <w:br/>
+      </w:r>
+      <w:r>
+        <w:rPr>
+          <w:rStyle w:val="ExtensionTok"/>
+        </w:rPr>
+        <w:t xml:space="preserve">ep</w:t>
+      </w:r>
+      <w:r>
+        <w:rPr>
+          <w:rStyle w:val="NormalTok"/>
+        </w:rPr>
+        <w:t xml:space="preserve"> apply </w:t>
+      </w:r>
+      <w:r>
+        <w:rPr>
+          <w:rStyle w:val="AttributeTok"/>
+        </w:rPr>
+        <w:t xml:space="preserve">--file</w:t>
+      </w:r>
+      <w:r>
+        <w:rPr>
+          <w:rStyle w:val="NormalTok"/>
+        </w:rPr>
+        <w:t xml:space="preserve"> policy.json </w:t>
+      </w:r>
+      <w:r>
+        <w:rPr>
+          <w:rStyle w:val="AttributeTok"/>
+        </w:rPr>
+        <w:t xml:space="preserve">--idempotency-key</w:t>
+      </w:r>
+      <w:r>
+        <w:rPr>
+          <w:rStyle w:val="NormalTok"/>
+        </w:rPr>
+        <w:t xml:space="preserve"> run-001 </w:t>
+      </w:r>
+      <w:r>
+        <w:rPr>
+          <w:rStyle w:val="AttributeTok"/>
+        </w:rPr>
+        <w:t xml:space="preserve">--ttl-ms</w:t>
+      </w:r>
+      <w:r>
+        <w:rPr>
+          <w:rStyle w:val="NormalTok"/>
+        </w:rPr>
+        <w:t xml:space="preserve"> 600000 </w:t>
+      </w:r>
+      <w:r>
+        <w:rPr>
+          <w:rStyle w:val="AttributeTok"/>
+        </w:rPr>
+        <w:t xml:space="preserve">--socket</w:t>
+      </w:r>
+      <w:r>
+        <w:rPr>
+          <w:rStyle w:val="NormalTok"/>
+        </w:rPr>
+        <w:t xml:space="preserve"> </w:t>
+      </w:r>
+      <w:r>
+        <w:rPr>
+          <w:rStyle w:val="OperatorTok"/>
+        </w:rPr>
+        <w:t xml:space="preserve">&lt;</w:t>
+      </w:r>
+      <w:r>
+        <w:rPr>
+          <w:rStyle w:val="NormalTok"/>
+        </w:rPr>
+        <w:t xml:space="preserve">SOCK</w:t>
+      </w:r>
+      <w:r>
+        <w:rPr>
+          <w:rStyle w:val="OperatorTok"/>
+        </w:rPr>
+        <w:t xml:space="preserve">&gt;</w:t>
+      </w:r>
+      <w:r>
+        <w:br/>
+      </w:r>
+      <w:r>
+        <w:br/>
+      </w:r>
+      <w:r>
+        <w:rPr>
+          <w:rStyle w:val="CommentTok"/>
+        </w:rPr>
+        <w:t xml:space="preserve"># 4. 观察与回退</w:t>
+      </w:r>
+      <w:r>
+        <w:br/>
+      </w:r>
+      <w:r>
+        <w:rPr>
+          <w:rStyle w:val="ExtensionTok"/>
+        </w:rPr>
+        <w:t xml:space="preserve">ep</w:t>
+      </w:r>
+      <w:r>
+        <w:rPr>
+          <w:rStyle w:val="NormalTok"/>
+        </w:rPr>
+        <w:t xml:space="preserve"> status </w:t>
+      </w:r>
+      <w:r>
+        <w:rPr>
+          <w:rStyle w:val="AttributeTok"/>
+        </w:rPr>
+        <w:t xml:space="preserve">--socket</w:t>
+      </w:r>
+      <w:r>
+        <w:rPr>
+          <w:rStyle w:val="NormalTok"/>
+        </w:rPr>
+        <w:t xml:space="preserve"> </w:t>
+      </w:r>
+      <w:r>
+        <w:rPr>
+          <w:rStyle w:val="OperatorTok"/>
+        </w:rPr>
+        <w:t xml:space="preserve">&lt;</w:t>
+      </w:r>
+      <w:r>
+        <w:rPr>
+          <w:rStyle w:val="NormalTok"/>
+        </w:rPr>
+        <w:t xml:space="preserve">SOCK</w:t>
+      </w:r>
+      <w:r>
+        <w:rPr>
+          <w:rStyle w:val="OperatorTok"/>
+        </w:rPr>
+        <w:t xml:space="preserve">&gt;</w:t>
+      </w:r>
+      <w:r>
+        <w:br/>
+      </w:r>
+      <w:r>
+        <w:rPr>
+          <w:rStyle w:val="ExtensionTok"/>
+        </w:rPr>
+        <w:t xml:space="preserve">ep</w:t>
+      </w:r>
+      <w:r>
+        <w:rPr>
+          <w:rStyle w:val="NormalTok"/>
+        </w:rPr>
+        <w:t xml:space="preserve"> rollback </w:t>
+      </w:r>
+      <w:r>
+        <w:rPr>
+          <w:rStyle w:val="AttributeTok"/>
+        </w:rPr>
+        <w:t xml:space="preserve">--of</w:t>
+      </w:r>
+      <w:r>
+        <w:rPr>
+          <w:rStyle w:val="NormalTok"/>
+        </w:rPr>
+        <w:t xml:space="preserve"> </w:t>
+      </w:r>
+      <w:r>
+        <w:rPr>
+          <w:rStyle w:val="OperatorTok"/>
+        </w:rPr>
+        <w:t xml:space="preserve">&lt;</w:t>
+      </w:r>
+      <w:r>
+        <w:rPr>
+          <w:rStyle w:val="NormalTok"/>
+        </w:rPr>
+        <w:t xml:space="preserve">action_id</w:t>
+      </w:r>
+      <w:r>
+        <w:rPr>
+          <w:rStyle w:val="OperatorTok"/>
+        </w:rPr>
+        <w:t xml:space="preserve">&gt;</w:t>
+      </w:r>
+      <w:r>
+        <w:rPr>
+          <w:rStyle w:val="NormalTok"/>
+        </w:rPr>
+        <w:t xml:space="preserve"> --transaction </w:t>
+      </w:r>
+      <w:r>
+        <w:rPr>
+          <w:rStyle w:val="OperatorTok"/>
+        </w:rPr>
+        <w:t xml:space="preserve">&lt;</w:t>
+      </w:r>
+      <w:r>
+        <w:rPr>
+          <w:rStyle w:val="NormalTok"/>
+        </w:rPr>
+        <w:t xml:space="preserve">txn</w:t>
+      </w:r>
+      <w:r>
+        <w:rPr>
+          <w:rStyle w:val="OperatorTok"/>
+        </w:rPr>
+        <w:t xml:space="preserve">&gt;</w:t>
+      </w:r>
+      <w:r>
+        <w:rPr>
+          <w:rStyle w:val="NormalTok"/>
+        </w:rPr>
+        <w:t xml:space="preserve"> --snapshot </w:t>
+      </w:r>
+      <w:r>
+        <w:rPr>
+          <w:rStyle w:val="OperatorTok"/>
+        </w:rPr>
+        <w:t xml:space="preserve">&lt;</w:t>
+      </w:r>
+      <w:r>
+        <w:rPr>
+          <w:rStyle w:val="NormalTok"/>
+        </w:rPr>
+        <w:t xml:space="preserve">snap</w:t>
+      </w:r>
+      <w:r>
+        <w:rPr>
+          <w:rStyle w:val="OperatorTok"/>
+        </w:rPr>
+        <w:t xml:space="preserve">&gt;</w:t>
+      </w:r>
+      <w:r>
+        <w:rPr>
+          <w:rStyle w:val="NormalTok"/>
+        </w:rPr>
+        <w:t xml:space="preserve"> </w:t>
+      </w:r>
+      <w:r>
+        <w:rPr>
+          <w:rStyle w:val="DataTypeTok"/>
+        </w:rPr>
+        <w:t xml:space="preserve">\</w:t>
+      </w:r>
+      <w:r>
+        <w:br/>
+      </w:r>
+      <w:r>
+        <w:rPr>
+          <w:rStyle w:val="NormalTok"/>
+        </w:rPr>
+        <w:t xml:space="preserve">  </w:t>
+      </w:r>
+      <w:r>
+        <w:rPr>
+          <w:rStyle w:val="AttributeTok"/>
+        </w:rPr>
+        <w:t xml:space="preserve">--policy-sha256</w:t>
+      </w:r>
+      <w:r>
+        <w:rPr>
+          <w:rStyle w:val="NormalTok"/>
+        </w:rPr>
+        <w:t xml:space="preserve"> </w:t>
+      </w:r>
+      <w:r>
+        <w:rPr>
+          <w:rStyle w:val="OperatorTok"/>
+        </w:rPr>
+        <w:t xml:space="preserve">&lt;</w:t>
+      </w:r>
+      <w:r>
+        <w:rPr>
+          <w:rStyle w:val="NormalTok"/>
+        </w:rPr>
+        <w:t xml:space="preserve">sha</w:t>
+      </w:r>
+      <w:r>
+        <w:rPr>
+          <w:rStyle w:val="OperatorTok"/>
+        </w:rPr>
+        <w:t xml:space="preserve">&gt;</w:t>
+      </w:r>
+      <w:r>
+        <w:rPr>
+          <w:rStyle w:val="NormalTok"/>
+        </w:rPr>
+        <w:t xml:space="preserve"> --socket </w:t>
+      </w:r>
+      <w:r>
+        <w:rPr>
+          <w:rStyle w:val="OperatorTok"/>
+        </w:rPr>
+        <w:t xml:space="preserve">&lt;</w:t>
+      </w:r>
+      <w:r>
+        <w:rPr>
+          <w:rStyle w:val="NormalTok"/>
+        </w:rPr>
+        <w:t xml:space="preserve">SOCK</w:t>
+      </w:r>
+      <w:r>
+        <w:rPr>
+          <w:rStyle w:val="OperatorTok"/>
+        </w:rPr>
+        <w:t xml:space="preserve">&gt;</w:t>
       </w:r>
     </w:p>
     <w:p>
@@ -1646,72 +2713,110 @@
       </w:pPr>
       <w:r>
         <w:rPr>
+          <w:rStyle w:val="VerbatimChar"/>
+        </w:rPr>
+        <w:t xml:space="preserve">action_id</w:t>
+      </w:r>
+      <w:r>
+        <w:t xml:space="preserve">、</w:t>
+      </w:r>
+      <w:r>
+        <w:rPr>
+          <w:rStyle w:val="VerbatimChar"/>
+        </w:rPr>
+        <w:t xml:space="preserve">transaction</w:t>
+      </w:r>
+      <w:r>
+        <w:t xml:space="preserve">、</w:t>
+      </w:r>
+      <w:r>
+        <w:rPr>
+          <w:rStyle w:val="VerbatimChar"/>
+        </w:rPr>
+        <w:t xml:space="preserve">snapshot</w:t>
+      </w:r>
+      <w:r>
+        <w:t xml:space="preserve">、</w:t>
+      </w:r>
+      <w:r>
+        <w:rPr>
+          <w:rStyle w:val="VerbatimChar"/>
+        </w:rPr>
+        <w:t xml:space="preserve">policy_sha256</w:t>
+      </w:r>
+      <w:r>
+        <w:t xml:space="preserve"> </w:t>
+      </w:r>
+      <w:r>
+        <w:rPr>
           <w:rFonts w:hint="eastAsia"/>
         </w:rPr>
-        <w:t xml:space="preserve">演示依次展示:契约校验</w:t>
-      </w:r>
-      <w:r>
-        <w:t xml:space="preserve"> → </w:t>
+        <w:t xml:space="preserve">四个凭据取自</w:t>
+      </w:r>
+      <w:r>
+        <w:t xml:space="preserve"> apply </w:t>
       </w:r>
       <w:r>
         <w:rPr>
           <w:rFonts w:hint="eastAsia"/>
         </w:rPr>
-        <w:t xml:space="preserve">默认调度器基线</w:t>
-      </w:r>
-      <w:r>
-        <w:t xml:space="preserve"> → </w:t>
+        <w:t xml:space="preserve">返回的</w:t>
+      </w:r>
+      <w:r>
+        <w:t xml:space="preserve"> </w:t>
+      </w:r>
+      <w:r>
+        <w:t xml:space="preserve">JSON,</w:t>
       </w:r>
       <w:r>
         <w:rPr>
           <w:rFonts w:hint="eastAsia"/>
-        </w:rPr>
-        <w:t xml:space="preserve">策略生效(内核自证)→</w:t>
-      </w:r>
-      <w:r>
-        <w:t xml:space="preserve"> </w:t>
+          <w:b/>
+          <w:bCs/>
+        </w:rPr>
+        <w:t xml:space="preserve">不可手工构造</w:t>
       </w:r>
       <w:r>
         <w:rPr>
           <w:rFonts w:hint="eastAsia"/>
         </w:rPr>
-        <w:t xml:space="preserve">扰动下的感知链应答</w:t>
-      </w:r>
-      <w:r>
-        <w:t xml:space="preserve"> → </w:t>
+        <w:t xml:space="preserve">。回退成功的判据是响应</w:t>
+      </w:r>
+      <w:r>
+        <w:t xml:space="preserve"> </w:t>
+      </w:r>
+      <w:r>
+        <w:rPr>
+          <w:rStyle w:val="VerbatimChar"/>
+        </w:rPr>
+        <w:t xml:space="preserve">status=ROLLED_BACK</w:t>
+      </w:r>
+      <w:r>
+        <w:t xml:space="preserve"> </w:t>
       </w:r>
       <w:r>
         <w:rPr>
           <w:rFonts w:hint="eastAsia"/>
         </w:rPr>
-        <w:t xml:space="preserve">崩溃恢复</w:t>
-      </w:r>
-      <w:r>
-        <w:t xml:space="preserve"> → cgroup </w:t>
+        <w:t xml:space="preserve">且</w:t>
+      </w:r>
+      <w:r>
+        <w:t xml:space="preserve"> </w:t>
+      </w:r>
+      <w:r>
+        <w:rPr>
+          <w:rStyle w:val="VerbatimChar"/>
+        </w:rPr>
+        <w:t xml:space="preserve">/sys/kernel/sched_ext/state</w:t>
+      </w:r>
+      <w:r>
+        <w:t xml:space="preserve"> </w:t>
       </w:r>
       <w:r>
         <w:rPr>
           <w:rFonts w:hint="eastAsia"/>
         </w:rPr>
-        <w:t xml:space="preserve">权重调整</w:t>
-      </w:r>
-      <w:r>
-        <w:t xml:space="preserve"> → </w:t>
-      </w:r>
-      <w:r>
-        <w:rPr>
-          <w:rFonts w:hint="eastAsia"/>
-        </w:rPr>
-        <w:t xml:space="preserve">事件驱动防护(升权与补偿)→</w:t>
-      </w:r>
-      <w:r>
-        <w:t xml:space="preserve"> </w:t>
-      </w:r>
-      <w:r>
-        <w:rPr>
-          <w:rFonts w:hint="eastAsia"/>
-        </w:rPr>
-        <w:t xml:space="preserve">干净收尾。每步打印</w:t>
+        <w:t xml:space="preserve">回到</w:t>
       </w:r>
       <w:r>
         <w:t xml:space="preserve"> </w:t>
@@ -1720,62 +2825,431 @@
         <w:rPr>
           <w:rStyle w:val="VerbatimChar"/>
         </w:rPr>
-        <w:t xml:space="preserve">=== [demo] </w:t>
-      </w:r>
-      <w:r>
-        <w:rPr>
-          <w:rStyle w:val="VerbatimChar"/>
-          <w:rFonts w:hint="eastAsia"/>
-        </w:rPr>
-        <w:t xml:space="preserve">步骤名</w:t>
-      </w:r>
-      <w:r>
-        <w:rPr>
-          <w:rStyle w:val="VerbatimChar"/>
-        </w:rPr>
-        <w:t xml:space="preserve"> ===</w:t>
-      </w:r>
-      <w:r>
-        <w:t xml:space="preserve"> </w:t>
-      </w:r>
-      <w:r>
-        <w:rPr>
-          <w:rFonts w:hint="eastAsia"/>
-        </w:rPr>
-        <w:t xml:space="preserve">与说明行;失败时保留现场目录并在结尾打印路径。</w:t>
+        <w:t xml:space="preserve">disabled</w:t>
+      </w:r>
+      <w:r>
+        <w:t xml:space="preserve">。</w:t>
       </w:r>
     </w:p>
-    <w:bookmarkEnd w:id="12"/>
-    <w:bookmarkStart w:id="13" w:name="最小手动流程调度域"/>
+    <w:bookmarkEnd w:id="16"/>
+    <w:bookmarkStart w:id="17" w:name="最小手动流程cgroup-域"/>
     <w:p>
       <w:pPr>
         <w:pStyle w:val="Heading3"/>
       </w:pPr>
       <w:r>
-        <w:t xml:space="preserve">2.2 </w:t>
+        <w:t xml:space="preserve">2.3 </w:t>
       </w:r>
       <w:r>
         <w:rPr>
           <w:rFonts w:hint="eastAsia"/>
         </w:rPr>
-        <w:t xml:space="preserve">最小手动流程(调度域)</w:t>
+        <w:t xml:space="preserve">最小手动流程(cgroup</w:t>
+      </w:r>
+      <w:r>
+        <w:t xml:space="preserve"> </w:t>
+      </w:r>
+      <w:r>
+        <w:rPr>
+          <w:rFonts w:hint="eastAsia"/>
+        </w:rPr>
+        <w:t xml:space="preserve">域)</w:t>
       </w:r>
     </w:p>
     <w:p>
       <w:pPr>
         <w:pStyle w:val="SourceCode"/>
+        <w:keepNext w:val="0"/>
       </w:pPr>
       <w:r>
         <w:rPr>
           <w:rStyle w:val="CommentTok"/>
         </w:rPr>
-        <w:t xml:space="preserve"># 0. 前置检查:必须 disabled 且本实例 pin 目录为空</w:t>
+        <w:t xml:space="preserve"># 用 systemd 创建带 CPUWeight 委派的 scope(直接 mkdir 的新 cgroup 可能无写权限)</w:t>
       </w:r>
       <w:r>
         <w:br/>
       </w:r>
       <w:r>
         <w:rPr>
+          <w:rStyle w:val="ExtensionTok"/>
+        </w:rPr>
+        <w:t xml:space="preserve">systemd-run</w:t>
+      </w:r>
+      <w:r>
+        <w:rPr>
+          <w:rStyle w:val="NormalTok"/>
+        </w:rPr>
+        <w:t xml:space="preserve"> </w:t>
+      </w:r>
+      <w:r>
+        <w:rPr>
+          <w:rStyle w:val="AttributeTok"/>
+        </w:rPr>
+        <w:t xml:space="preserve">--scope</w:t>
+      </w:r>
+      <w:r>
+        <w:rPr>
+          <w:rStyle w:val="NormalTok"/>
+        </w:rPr>
+        <w:t xml:space="preserve"> </w:t>
+      </w:r>
+      <w:r>
+        <w:rPr>
+          <w:rStyle w:val="AttributeTok"/>
+        </w:rPr>
+        <w:t xml:space="preserve">-p</w:t>
+      </w:r>
+      <w:r>
+        <w:rPr>
+          <w:rStyle w:val="NormalTok"/>
+        </w:rPr>
+        <w:t xml:space="preserve"> CPUWeight=100 </w:t>
+      </w:r>
+      <w:r>
+        <w:rPr>
+          <w:rStyle w:val="AttributeTok"/>
+        </w:rPr>
+        <w:t xml:space="preserve">--unit</w:t>
+      </w:r>
+      <w:r>
+        <w:rPr>
+          <w:rStyle w:val="NormalTok"/>
+        </w:rPr>
+        <w:t xml:space="preserve"> epv2-demo.scope </w:t>
+      </w:r>
+      <w:r>
+        <w:rPr>
+          <w:rStyle w:val="DataTypeTok"/>
+        </w:rPr>
+        <w:t xml:space="preserve">\</w:t>
+      </w:r>
+      <w:r>
+        <w:br/>
+      </w:r>
+      <w:r>
+        <w:rPr>
+          <w:rStyle w:val="NormalTok"/>
+        </w:rPr>
+        <w:t xml:space="preserve">  redis-server </w:t>
+      </w:r>
+      <w:r>
+        <w:rPr>
+          <w:rStyle w:val="AttributeTok"/>
+        </w:rPr>
+        <w:t xml:space="preserve">--port</w:t>
+      </w:r>
+      <w:r>
+        <w:rPr>
+          <w:rStyle w:val="NormalTok"/>
+        </w:rPr>
+        <w:t xml:space="preserve"> 6399 </w:t>
+      </w:r>
+      <w:r>
+        <w:rPr>
+          <w:rStyle w:val="KeywordTok"/>
+        </w:rPr>
+        <w:t xml:space="preserve">&amp;</w:t>
+      </w:r>
+      <w:r>
+        <w:br/>
+      </w:r>
+      <w:r>
+        <w:br/>
+      </w:r>
+      <w:r>
+        <w:rPr>
+          <w:rStyle w:val="CommentTok"/>
+        </w:rPr>
+        <w:t xml:space="preserve"># 起 cgroup 域执行服务(与调度域互斥:同一时间只跑一个写者)</w:t>
+      </w:r>
+      <w:r>
+        <w:br/>
+      </w:r>
+      <w:r>
+        <w:rPr>
+          <w:rStyle w:val="ExtensionTok"/>
+        </w:rPr>
+        <w:t xml:space="preserve">setsid</w:t>
+      </w:r>
+      <w:r>
+        <w:rPr>
+          <w:rStyle w:val="NormalTok"/>
+        </w:rPr>
+        <w:t xml:space="preserve"> nohup </w:t>
+      </w:r>
+      <w:r>
+        <w:rPr>
+          <w:rStyle w:val="OperatorTok"/>
+        </w:rPr>
+        <w:t xml:space="preserve">&lt;</w:t>
+      </w:r>
+      <w:r>
+        <w:rPr>
+          <w:rStyle w:val="NormalTok"/>
+        </w:rPr>
+        <w:t xml:space="preserve">BUILD</w:t>
+      </w:r>
+      <w:r>
+        <w:rPr>
+          <w:rStyle w:val="OperatorTok"/>
+        </w:rPr>
+        <w:t xml:space="preserve">&gt;</w:t>
+      </w:r>
+      <w:r>
+        <w:rPr>
+          <w:rStyle w:val="NormalTok"/>
+        </w:rPr>
+        <w:t xml:space="preserve">/ep-executord </w:t>
+      </w:r>
+      <w:r>
+        <w:rPr>
+          <w:rStyle w:val="AttributeTok"/>
+        </w:rPr>
+        <w:t xml:space="preserve">--state-dir</w:t>
+      </w:r>
+      <w:r>
+        <w:rPr>
+          <w:rStyle w:val="NormalTok"/>
+        </w:rPr>
+        <w:t xml:space="preserve"> </w:t>
+      </w:r>
+      <w:r>
+        <w:rPr>
+          <w:rStyle w:val="OperatorTok"/>
+        </w:rPr>
+        <w:t xml:space="preserve">&lt;</w:t>
+      </w:r>
+      <w:r>
+        <w:rPr>
+          <w:rStyle w:val="NormalTok"/>
+        </w:rPr>
+        <w:t xml:space="preserve">STATE</w:t>
+      </w:r>
+      <w:r>
+        <w:rPr>
+          <w:rStyle w:val="OperatorTok"/>
+        </w:rPr>
+        <w:t xml:space="preserve">&gt;</w:t>
+      </w:r>
+      <w:r>
+        <w:rPr>
+          <w:rStyle w:val="NormalTok"/>
+        </w:rPr>
+        <w:t xml:space="preserve">-cg </w:t>
+      </w:r>
+      <w:r>
+        <w:rPr>
+          <w:rStyle w:val="AttributeTok"/>
+        </w:rPr>
+        <w:t xml:space="preserve">--socket</w:t>
+      </w:r>
+      <w:r>
+        <w:rPr>
+          <w:rStyle w:val="NormalTok"/>
+        </w:rPr>
+        <w:t xml:space="preserve"> </w:t>
+      </w:r>
+      <w:r>
+        <w:rPr>
+          <w:rStyle w:val="OperatorTok"/>
+        </w:rPr>
+        <w:t xml:space="preserve">&lt;</w:t>
+      </w:r>
+      <w:r>
+        <w:rPr>
+          <w:rStyle w:val="NormalTok"/>
+        </w:rPr>
+        <w:t xml:space="preserve">SOCK</w:t>
+      </w:r>
+      <w:r>
+        <w:rPr>
+          <w:rStyle w:val="OperatorTok"/>
+        </w:rPr>
+        <w:t xml:space="preserve">&gt;</w:t>
+      </w:r>
+      <w:r>
+        <w:rPr>
+          <w:rStyle w:val="NormalTok"/>
+        </w:rPr>
+        <w:t xml:space="preserve">-cg </w:t>
+      </w:r>
+      <w:r>
+        <w:rPr>
+          <w:rStyle w:val="DataTypeTok"/>
+        </w:rPr>
+        <w:t xml:space="preserve">\</w:t>
+      </w:r>
+      <w:r>
+        <w:br/>
+      </w:r>
+      <w:r>
+        <w:rPr>
+          <w:rStyle w:val="NormalTok"/>
+        </w:rPr>
+        <w:t xml:space="preserve">  </w:t>
+      </w:r>
+      <w:r>
+        <w:rPr>
+          <w:rStyle w:val="AttributeTok"/>
+        </w:rPr>
+        <w:t xml:space="preserve">--skill</w:t>
+      </w:r>
+      <w:r>
+        <w:rPr>
+          <w:rStyle w:val="NormalTok"/>
+        </w:rPr>
+        <w:t xml:space="preserve"> cgroup </w:t>
+      </w:r>
+      <w:r>
+        <w:rPr>
+          <w:rStyle w:val="OperatorTok"/>
+        </w:rPr>
+        <w:t xml:space="preserve">&gt;</w:t>
+      </w:r>
+      <w:r>
+        <w:rPr>
+          <w:rStyle w:val="NormalTok"/>
+        </w:rPr>
+        <w:t xml:space="preserve"> </w:t>
+      </w:r>
+      <w:r>
+        <w:rPr>
+          <w:rStyle w:val="OperatorTok"/>
+        </w:rPr>
+        <w:t xml:space="preserve">&lt;</w:t>
+      </w:r>
+      <w:r>
+        <w:rPr>
+          <w:rStyle w:val="NormalTok"/>
+        </w:rPr>
+        <w:t xml:space="preserve">STATE</w:t>
+      </w:r>
+      <w:r>
+        <w:rPr>
+          <w:rStyle w:val="OperatorTok"/>
+        </w:rPr>
+        <w:t xml:space="preserve">&gt;</w:t>
+      </w:r>
+      <w:r>
+        <w:rPr>
+          <w:rStyle w:val="NormalTok"/>
+        </w:rPr>
+        <w:t xml:space="preserve">-cg/daemon.log </w:t>
+      </w:r>
+      <w:r>
+        <w:rPr>
+          <w:rStyle w:val="DecValTok"/>
+        </w:rPr>
+        <w:t xml:space="preserve">2</w:t>
+      </w:r>
+      <w:r>
+        <w:rPr>
+          <w:rStyle w:val="OperatorTok"/>
+        </w:rPr>
+        <w:t xml:space="preserve">&gt;&amp;</w:t>
+      </w:r>
+      <w:r>
+        <w:rPr>
+          <w:rStyle w:val="DecValTok"/>
+        </w:rPr>
+        <w:t xml:space="preserve">1</w:t>
+      </w:r>
+      <w:r>
+        <w:rPr>
+          <w:rStyle w:val="NormalTok"/>
+        </w:rPr>
+        <w:t xml:space="preserve"> </w:t>
+      </w:r>
+      <w:r>
+        <w:rPr>
+          <w:rStyle w:val="KeywordTok"/>
+        </w:rPr>
+        <w:t xml:space="preserve">&amp;</w:t>
+      </w:r>
+      <w:r>
+        <w:br/>
+      </w:r>
+      <w:r>
+        <w:br/>
+      </w:r>
+      <w:r>
+        <w:rPr>
+          <w:rStyle w:val="ExtensionTok"/>
+        </w:rPr>
+        <w:t xml:space="preserve">ep</w:t>
+      </w:r>
+      <w:r>
+        <w:rPr>
+          <w:rStyle w:val="NormalTok"/>
+        </w:rPr>
+        <w:t xml:space="preserve"> apply </w:t>
+      </w:r>
+      <w:r>
+        <w:rPr>
+          <w:rStyle w:val="AttributeTok"/>
+        </w:rPr>
+        <w:t xml:space="preserve">--file</w:t>
+      </w:r>
+      <w:r>
+        <w:rPr>
+          <w:rStyle w:val="NormalTok"/>
+        </w:rPr>
+        <w:t xml:space="preserve"> cgroup-policy.json </w:t>
+      </w:r>
+      <w:r>
+        <w:rPr>
+          <w:rStyle w:val="AttributeTok"/>
+        </w:rPr>
+        <w:t xml:space="preserve">--idempotency-key</w:t>
+      </w:r>
+      <w:r>
+        <w:rPr>
+          <w:rStyle w:val="NormalTok"/>
+        </w:rPr>
+        <w:t xml:space="preserve"> cg-001 </w:t>
+      </w:r>
+      <w:r>
+        <w:rPr>
+          <w:rStyle w:val="AttributeTok"/>
+        </w:rPr>
+        <w:t xml:space="preserve">--socket</w:t>
+      </w:r>
+      <w:r>
+        <w:rPr>
+          <w:rStyle w:val="NormalTok"/>
+        </w:rPr>
+        <w:t xml:space="preserve"> </w:t>
+      </w:r>
+      <w:r>
+        <w:rPr>
+          <w:rStyle w:val="OperatorTok"/>
+        </w:rPr>
+        <w:t xml:space="preserve">&lt;</w:t>
+      </w:r>
+      <w:r>
+        <w:rPr>
+          <w:rStyle w:val="NormalTok"/>
+        </w:rPr>
+        <w:t xml:space="preserve">SOCK</w:t>
+      </w:r>
+      <w:r>
+        <w:rPr>
+          <w:rStyle w:val="OperatorTok"/>
+        </w:rPr>
+        <w:t xml:space="preserve">&gt;</w:t>
+      </w:r>
+      <w:r>
+        <w:rPr>
+          <w:rStyle w:val="NormalTok"/>
+        </w:rPr>
+        <w:t xml:space="preserve">-cg</w:t>
+      </w:r>
+      <w:r>
+        <w:br/>
+      </w:r>
+      <w:r>
+        <w:rPr>
           <w:rStyle w:val="FunctionTok"/>
         </w:rPr>
         <w:t xml:space="preserve">cat</w:t>
@@ -1784,28 +3258,419 @@
         <w:rPr>
           <w:rStyle w:val="NormalTok"/>
         </w:rPr>
-        <w:t xml:space="preserve"> /sys/kernel/sched_ext/state            </w:t>
+        <w:t xml:space="preserve"> /sys/fs/cgroup/system.slice/epv2-demo.scope/cpu.weight   </w:t>
       </w:r>
       <w:r>
         <w:rPr>
           <w:rStyle w:val="CommentTok"/>
         </w:rPr>
-        <w:t xml:space="preserve"># 期望 disabled</w:t>
+        <w:t xml:space="preserve"># 期望策略声明值</w:t>
       </w:r>
       <w:r>
         <w:br/>
       </w:r>
       <w:r>
         <w:rPr>
-          <w:rStyle w:val="FunctionTok"/>
-        </w:rPr>
-        <w:t xml:space="preserve">ls</w:t>
-      </w:r>
-      <w:r>
-        <w:rPr>
-          <w:rStyle w:val="NormalTok"/>
-        </w:rPr>
-        <w:t xml:space="preserve"> /sys/fs/bpf/eulerpilot-v2 </w:t>
+          <w:rStyle w:val="ExtensionTok"/>
+        </w:rPr>
+        <w:t xml:space="preserve">ep</w:t>
+      </w:r>
+      <w:r>
+        <w:rPr>
+          <w:rStyle w:val="NormalTok"/>
+        </w:rPr>
+        <w:t xml:space="preserve"> rollback </w:t>
+      </w:r>
+      <w:r>
+        <w:rPr>
+          <w:rStyle w:val="AttributeTok"/>
+        </w:rPr>
+        <w:t xml:space="preserve">--of</w:t>
+      </w:r>
+      <w:r>
+        <w:rPr>
+          <w:rStyle w:val="NormalTok"/>
+        </w:rPr>
+        <w:t xml:space="preserve"> … </w:t>
+      </w:r>
+      <w:r>
+        <w:rPr>
+          <w:rStyle w:val="AttributeTok"/>
+        </w:rPr>
+        <w:t xml:space="preserve">--transaction</w:t>
+      </w:r>
+      <w:r>
+        <w:rPr>
+          <w:rStyle w:val="NormalTok"/>
+        </w:rPr>
+        <w:t xml:space="preserve"> … </w:t>
+      </w:r>
+      <w:r>
+        <w:rPr>
+          <w:rStyle w:val="AttributeTok"/>
+        </w:rPr>
+        <w:t xml:space="preserve">--snapshot</w:t>
+      </w:r>
+      <w:r>
+        <w:rPr>
+          <w:rStyle w:val="NormalTok"/>
+        </w:rPr>
+        <w:t xml:space="preserve"> … </w:t>
+      </w:r>
+      <w:r>
+        <w:rPr>
+          <w:rStyle w:val="AttributeTok"/>
+        </w:rPr>
+        <w:t xml:space="preserve">--policy-sha256</w:t>
+      </w:r>
+      <w:r>
+        <w:rPr>
+          <w:rStyle w:val="NormalTok"/>
+        </w:rPr>
+        <w:t xml:space="preserve"> … </w:t>
+      </w:r>
+      <w:r>
+        <w:rPr>
+          <w:rStyle w:val="AttributeTok"/>
+        </w:rPr>
+        <w:t xml:space="preserve">--socket</w:t>
+      </w:r>
+      <w:r>
+        <w:rPr>
+          <w:rStyle w:val="NormalTok"/>
+        </w:rPr>
+        <w:t xml:space="preserve"> </w:t>
+      </w:r>
+      <w:r>
+        <w:rPr>
+          <w:rStyle w:val="OperatorTok"/>
+        </w:rPr>
+        <w:t xml:space="preserve">&lt;</w:t>
+      </w:r>
+      <w:r>
+        <w:rPr>
+          <w:rStyle w:val="NormalTok"/>
+        </w:rPr>
+        <w:t xml:space="preserve">SOCK</w:t>
+      </w:r>
+      <w:r>
+        <w:rPr>
+          <w:rStyle w:val="OperatorTok"/>
+        </w:rPr>
+        <w:t xml:space="preserve">&gt;</w:t>
+      </w:r>
+      <w:r>
+        <w:rPr>
+          <w:rStyle w:val="NormalTok"/>
+        </w:rPr>
+        <w:t xml:space="preserve">-cg</w:t>
+      </w:r>
+    </w:p>
+    <w:bookmarkEnd w:id="17"/>
+    <w:bookmarkStart w:id="21" w:name="事件驱动防护两进程"/>
+    <w:p>
+      <w:pPr>
+        <w:pStyle w:val="Heading3"/>
+      </w:pPr>
+      <w:r>
+        <w:t xml:space="preserve">2.4 </w:t>
+      </w:r>
+      <w:r>
+        <w:rPr>
+          <w:rFonts w:hint="eastAsia"/>
+        </w:rPr>
+        <w:t xml:space="preserve">事件驱动防护(两进程)</w:t>
+      </w:r>
+    </w:p>
+    <w:p>
+      <w:pPr>
+        <w:pStyle w:val="FirstParagraph"/>
+        <w:keepNext/>
+        <w:spacing w:before="160" w:after="80"/>
+        <w:jc w:val="center"/>
+      </w:pPr>
+      <w:r>
+        <w:drawing>
+          <wp:inline>
+            <wp:extent cx="5334000" cy="4319587"/>
+            <wp:effectExtent b="0" l="0" r="0" t="0"/>
+            <wp:docPr descr="eBPF 事件驱动资源闭环" title="" id="19" name="Picture"/>
+            <a:graphic>
+              <a:graphicData uri="http://schemas.openxmlformats.org/drawingml/2006/picture">
+                <pic:pic>
+                  <pic:nvPicPr>
+                    <pic:cNvPr descr="D:/code/Ubuntu/EulerPilot-v2/build/diagram-qa/png/event-driven-control-loop.png" id="20" name="Picture"/>
+                    <pic:cNvPicPr>
+                      <a:picLocks noChangeArrowheads="1" noChangeAspect="1"/>
+                    </pic:cNvPicPr>
+                  </pic:nvPicPr>
+                  <pic:blipFill>
+                    <a:blip r:embed="rId18">
+                      <a:extLst>
+                        <a:ext uri="{96DAC541-7B7A-43D3-8B79-37D633B846F1}">
+                          <asvg:svgBlip xmlns:asvg="http://schemas.microsoft.com/office/drawing/2016/SVG/main" r:embed="rIdSvg2"/>
+                        </a:ext>
+                      </a:extLst>
+                    </a:blip>
+                    <a:stretch>
+                      <a:fillRect/>
+                    </a:stretch>
+                  </pic:blipFill>
+                  <pic:spPr bwMode="auto">
+                    <a:xfrm>
+                      <a:off x="0" y="0"/>
+                      <a:ext cx="5334000" cy="4319587"/>
+                    </a:xfrm>
+                    <a:prstGeom prst="rect">
+                      <a:avLst/>
+                    </a:prstGeom>
+                    <a:noFill/>
+                    <a:ln w="9525">
+                      <a:noFill/>
+                      <a:headEnd/>
+                      <a:tailEnd/>
+                    </a:ln>
+                  </pic:spPr>
+                </pic:pic>
+              </a:graphicData>
+            </a:graphic>
+          </wp:inline>
+        </w:drawing>
+      </w:r>
+    </w:p>
+    <w:p>
+      <w:pPr>
+        <w:pStyle w:val="BodyText"/>
+        <w:keepNext w:val="0"/>
+        <w:spacing w:after="200"/>
+        <w:jc w:val="center"/>
+      </w:pPr>
+      <w:r>
+        <w:rPr>
+          <w:rFonts w:hint="eastAsia"/>
+          <w:i/>
+          <w:iCs/>
+          <w:color w:val="595959"/>
+          <w:sz w:val="18"/>
+        </w:rPr>
+        <w:t xml:space="preserve">图</w:t>
+      </w:r>
+      <w:r>
+        <w:rPr>
+          <w:i/>
+          <w:iCs/>
+          <w:color w:val="595959"/>
+          <w:sz w:val="18"/>
+        </w:rPr>
+        <w:t xml:space="preserve"> 2　eBPF </w:t>
+      </w:r>
+      <w:r>
+        <w:rPr>
+          <w:rFonts w:hint="eastAsia"/>
+          <w:i/>
+          <w:iCs/>
+          <w:color w:val="595959"/>
+          <w:sz w:val="18"/>
+        </w:rPr>
+        <w:t xml:space="preserve">事件驱动资源闭环</w:t>
+      </w:r>
+    </w:p>
+    <w:p>
+      <w:pPr>
+        <w:pStyle w:val="SourceCode"/>
+        <w:keepNext w:val="0"/>
+      </w:pPr>
+      <w:r>
+        <w:rPr>
+          <w:rStyle w:val="CommentTok"/>
+        </w:rPr>
+        <w:t xml:space="preserve"># 1) 武装 cgroup 域执行服务(arm 是人工授权;watch 必须是活的 cgroup 目录)</w:t>
+      </w:r>
+      <w:r>
+        <w:br/>
+      </w:r>
+      <w:r>
+        <w:rPr>
+          <w:rStyle w:val="ExtensionTok"/>
+        </w:rPr>
+        <w:t xml:space="preserve">setsid</w:t>
+      </w:r>
+      <w:r>
+        <w:rPr>
+          <w:rStyle w:val="NormalTok"/>
+        </w:rPr>
+        <w:t xml:space="preserve"> nohup </w:t>
+      </w:r>
+      <w:r>
+        <w:rPr>
+          <w:rStyle w:val="OperatorTok"/>
+        </w:rPr>
+        <w:t xml:space="preserve">&lt;</w:t>
+      </w:r>
+      <w:r>
+        <w:rPr>
+          <w:rStyle w:val="NormalTok"/>
+        </w:rPr>
+        <w:t xml:space="preserve">BUILD</w:t>
+      </w:r>
+      <w:r>
+        <w:rPr>
+          <w:rStyle w:val="OperatorTok"/>
+        </w:rPr>
+        <w:t xml:space="preserve">&gt;</w:t>
+      </w:r>
+      <w:r>
+        <w:rPr>
+          <w:rStyle w:val="NormalTok"/>
+        </w:rPr>
+        <w:t xml:space="preserve">/ep-executord </w:t>
+      </w:r>
+      <w:r>
+        <w:rPr>
+          <w:rStyle w:val="AttributeTok"/>
+        </w:rPr>
+        <w:t xml:space="preserve">--state-dir</w:t>
+      </w:r>
+      <w:r>
+        <w:rPr>
+          <w:rStyle w:val="NormalTok"/>
+        </w:rPr>
+        <w:t xml:space="preserve"> </w:t>
+      </w:r>
+      <w:r>
+        <w:rPr>
+          <w:rStyle w:val="OperatorTok"/>
+        </w:rPr>
+        <w:t xml:space="preserve">&lt;</w:t>
+      </w:r>
+      <w:r>
+        <w:rPr>
+          <w:rStyle w:val="NormalTok"/>
+        </w:rPr>
+        <w:t xml:space="preserve">STATE</w:t>
+      </w:r>
+      <w:r>
+        <w:rPr>
+          <w:rStyle w:val="OperatorTok"/>
+        </w:rPr>
+        <w:t xml:space="preserve">&gt;</w:t>
+      </w:r>
+      <w:r>
+        <w:rPr>
+          <w:rStyle w:val="NormalTok"/>
+        </w:rPr>
+        <w:t xml:space="preserve">-cg </w:t>
+      </w:r>
+      <w:r>
+        <w:rPr>
+          <w:rStyle w:val="AttributeTok"/>
+        </w:rPr>
+        <w:t xml:space="preserve">--socket</w:t>
+      </w:r>
+      <w:r>
+        <w:rPr>
+          <w:rStyle w:val="NormalTok"/>
+        </w:rPr>
+        <w:t xml:space="preserve"> </w:t>
+      </w:r>
+      <w:r>
+        <w:rPr>
+          <w:rStyle w:val="OperatorTok"/>
+        </w:rPr>
+        <w:t xml:space="preserve">&lt;</w:t>
+      </w:r>
+      <w:r>
+        <w:rPr>
+          <w:rStyle w:val="NormalTok"/>
+        </w:rPr>
+        <w:t xml:space="preserve">SOCK</w:t>
+      </w:r>
+      <w:r>
+        <w:rPr>
+          <w:rStyle w:val="OperatorTok"/>
+        </w:rPr>
+        <w:t xml:space="preserve">&gt;</w:t>
+      </w:r>
+      <w:r>
+        <w:rPr>
+          <w:rStyle w:val="NormalTok"/>
+        </w:rPr>
+        <w:t xml:space="preserve">-cg </w:t>
+      </w:r>
+      <w:r>
+        <w:rPr>
+          <w:rStyle w:val="DataTypeTok"/>
+        </w:rPr>
+        <w:t xml:space="preserve">\</w:t>
+      </w:r>
+      <w:r>
+        <w:br/>
+      </w:r>
+      <w:r>
+        <w:rPr>
+          <w:rStyle w:val="NormalTok"/>
+        </w:rPr>
+        <w:t xml:space="preserve">  </w:t>
+      </w:r>
+      <w:r>
+        <w:rPr>
+          <w:rStyle w:val="AttributeTok"/>
+        </w:rPr>
+        <w:t xml:space="preserve">--skill</w:t>
+      </w:r>
+      <w:r>
+        <w:rPr>
+          <w:rStyle w:val="NormalTok"/>
+        </w:rPr>
+        <w:t xml:space="preserve"> cgroup </w:t>
+      </w:r>
+      <w:r>
+        <w:rPr>
+          <w:rStyle w:val="AttributeTok"/>
+        </w:rPr>
+        <w:t xml:space="preserve">--event-arm</w:t>
+      </w:r>
+      <w:r>
+        <w:rPr>
+          <w:rStyle w:val="NormalTok"/>
+        </w:rPr>
+        <w:t xml:space="preserve"> arm.json </w:t>
+      </w:r>
+      <w:r>
+        <w:rPr>
+          <w:rStyle w:val="OperatorTok"/>
+        </w:rPr>
+        <w:t xml:space="preserve">&gt;</w:t>
+      </w:r>
+      <w:r>
+        <w:rPr>
+          <w:rStyle w:val="NormalTok"/>
+        </w:rPr>
+        <w:t xml:space="preserve"> </w:t>
+      </w:r>
+      <w:r>
+        <w:rPr>
+          <w:rStyle w:val="OperatorTok"/>
+        </w:rPr>
+        <w:t xml:space="preserve">&lt;</w:t>
+      </w:r>
+      <w:r>
+        <w:rPr>
+          <w:rStyle w:val="NormalTok"/>
+        </w:rPr>
+        <w:t xml:space="preserve">STATE</w:t>
+      </w:r>
+      <w:r>
+        <w:rPr>
+          <w:rStyle w:val="OperatorTok"/>
+        </w:rPr>
+        <w:t xml:space="preserve">&gt;</w:t>
+      </w:r>
+      <w:r>
+        <w:rPr>
+          <w:rStyle w:val="NormalTok"/>
+        </w:rPr>
+        <w:t xml:space="preserve">-cg/daemon.log </w:t>
       </w:r>
       <w:r>
         <w:rPr>
@@ -1817,799 +3682,277 @@
         <w:rPr>
           <w:rStyle w:val="OperatorTok"/>
         </w:rPr>
+        <w:t xml:space="preserve">&gt;&amp;</w:t>
+      </w:r>
+      <w:r>
+        <w:rPr>
+          <w:rStyle w:val="DecValTok"/>
+        </w:rPr>
+        <w:t xml:space="preserve">1</w:t>
+      </w:r>
+      <w:r>
+        <w:rPr>
+          <w:rStyle w:val="NormalTok"/>
+        </w:rPr>
+        <w:t xml:space="preserve"> </w:t>
+      </w:r>
+      <w:r>
+        <w:rPr>
+          <w:rStyle w:val="KeywordTok"/>
+        </w:rPr>
+        <w:t xml:space="preserve">&amp;</w:t>
+      </w:r>
+      <w:r>
+        <w:br/>
+      </w:r>
+      <w:r>
+        <w:br/>
+      </w:r>
+      <w:r>
+        <w:rPr>
+          <w:rStyle w:val="CommentTok"/>
+        </w:rPr>
+        <w:t xml:space="preserve"># 2) 起只读事件泵(它不写资源控制策略;杀掉它 = 观测断供 = 门冻结)</w:t>
+      </w:r>
+      <w:r>
+        <w:br/>
+      </w:r>
+      <w:r>
+        <w:rPr>
+          <w:rStyle w:val="ExtensionTok"/>
+        </w:rPr>
+        <w:t xml:space="preserve">setsid</w:t>
+      </w:r>
+      <w:r>
+        <w:rPr>
+          <w:rStyle w:val="NormalTok"/>
+        </w:rPr>
+        <w:t xml:space="preserve"> nohup </w:t>
+      </w:r>
+      <w:r>
+        <w:rPr>
+          <w:rStyle w:val="OperatorTok"/>
+        </w:rPr>
+        <w:t xml:space="preserve">&lt;</w:t>
+      </w:r>
+      <w:r>
+        <w:rPr>
+          <w:rStyle w:val="NormalTok"/>
+        </w:rPr>
+        <w:t xml:space="preserve">BUILD</w:t>
+      </w:r>
+      <w:r>
+        <w:rPr>
+          <w:rStyle w:val="OperatorTok"/>
+        </w:rPr>
         <w:t xml:space="preserve">&gt;</w:t>
       </w:r>
       <w:r>
         <w:rPr>
           <w:rStyle w:val="NormalTok"/>
         </w:rPr>
-        <w:t xml:space="preserve">/dev/null   </w:t>
+        <w:t xml:space="preserve">/ep-evtmon </w:t>
+      </w:r>
+      <w:r>
+        <w:rPr>
+          <w:rStyle w:val="AttributeTok"/>
+        </w:rPr>
+        <w:t xml:space="preserve">--socket</w:t>
+      </w:r>
+      <w:r>
+        <w:rPr>
+          <w:rStyle w:val="NormalTok"/>
+        </w:rPr>
+        <w:t xml:space="preserve"> </w:t>
+      </w:r>
+      <w:r>
+        <w:rPr>
+          <w:rStyle w:val="OperatorTok"/>
+        </w:rPr>
+        <w:t xml:space="preserve">&lt;</w:t>
+      </w:r>
+      <w:r>
+        <w:rPr>
+          <w:rStyle w:val="NormalTok"/>
+        </w:rPr>
+        <w:t xml:space="preserve">SOCK</w:t>
+      </w:r>
+      <w:r>
+        <w:rPr>
+          <w:rStyle w:val="OperatorTok"/>
+        </w:rPr>
+        <w:t xml:space="preserve">&gt;</w:t>
+      </w:r>
+      <w:r>
+        <w:rPr>
+          <w:rStyle w:val="NormalTok"/>
+        </w:rPr>
+        <w:t xml:space="preserve">-cg </w:t>
+      </w:r>
+      <w:r>
+        <w:rPr>
+          <w:rStyle w:val="AttributeTok"/>
+        </w:rPr>
+        <w:t xml:space="preserve">--window-ms</w:t>
+      </w:r>
+      <w:r>
+        <w:rPr>
+          <w:rStyle w:val="NormalTok"/>
+        </w:rPr>
+        <w:t xml:space="preserve"> 5000 </w:t>
+      </w:r>
+      <w:r>
+        <w:rPr>
+          <w:rStyle w:val="DataTypeTok"/>
+        </w:rPr>
+        <w:t xml:space="preserve">\</w:t>
+      </w:r>
+      <w:r>
+        <w:br/>
+      </w:r>
+      <w:r>
+        <w:rPr>
+          <w:rStyle w:val="NormalTok"/>
+        </w:rPr>
+        <w:t xml:space="preserve">  </w:t>
+      </w:r>
+      <w:r>
+        <w:rPr>
+          <w:rStyle w:val="AttributeTok"/>
+        </w:rPr>
+        <w:t xml:space="preserve">--interval-ms</w:t>
+      </w:r>
+      <w:r>
+        <w:rPr>
+          <w:rStyle w:val="NormalTok"/>
+        </w:rPr>
+        <w:t xml:space="preserve"> 1000 </w:t>
+      </w:r>
+      <w:r>
+        <w:rPr>
+          <w:rStyle w:val="OperatorTok"/>
+        </w:rPr>
+        <w:t xml:space="preserve">&gt;</w:t>
+      </w:r>
+      <w:r>
+        <w:rPr>
+          <w:rStyle w:val="NormalTok"/>
+        </w:rPr>
+        <w:t xml:space="preserve"> </w:t>
+      </w:r>
+      <w:r>
+        <w:rPr>
+          <w:rStyle w:val="OperatorTok"/>
+        </w:rPr>
+        <w:t xml:space="preserve">&lt;</w:t>
+      </w:r>
+      <w:r>
+        <w:rPr>
+          <w:rStyle w:val="NormalTok"/>
+        </w:rPr>
+        <w:t xml:space="preserve">STATE</w:t>
+      </w:r>
+      <w:r>
+        <w:rPr>
+          <w:rStyle w:val="OperatorTok"/>
+        </w:rPr>
+        <w:t xml:space="preserve">&gt;</w:t>
+      </w:r>
+      <w:r>
+        <w:rPr>
+          <w:rStyle w:val="NormalTok"/>
+        </w:rPr>
+        <w:t xml:space="preserve">-cg/evtmon.log </w:t>
+      </w:r>
+      <w:r>
+        <w:rPr>
+          <w:rStyle w:val="DecValTok"/>
+        </w:rPr>
+        <w:t xml:space="preserve">2</w:t>
+      </w:r>
+      <w:r>
+        <w:rPr>
+          <w:rStyle w:val="OperatorTok"/>
+        </w:rPr>
+        <w:t xml:space="preserve">&gt;&amp;</w:t>
+      </w:r>
+      <w:r>
+        <w:rPr>
+          <w:rStyle w:val="DecValTok"/>
+        </w:rPr>
+        <w:t xml:space="preserve">1</w:t>
+      </w:r>
+      <w:r>
+        <w:rPr>
+          <w:rStyle w:val="NormalTok"/>
+        </w:rPr>
+        <w:t xml:space="preserve"> </w:t>
+      </w:r>
+      <w:r>
+        <w:rPr>
+          <w:rStyle w:val="KeywordTok"/>
+        </w:rPr>
+        <w:t xml:space="preserve">&amp;</w:t>
+      </w:r>
+      <w:r>
+        <w:br/>
+      </w:r>
+      <w:r>
+        <w:br/>
+      </w:r>
+      <w:r>
+        <w:rPr>
+          <w:rStyle w:val="ExtensionTok"/>
+        </w:rPr>
+        <w:t xml:space="preserve">ep</w:t>
+      </w:r>
+      <w:r>
+        <w:rPr>
+          <w:rStyle w:val="NormalTok"/>
+        </w:rPr>
+        <w:t xml:space="preserve"> status </w:t>
+      </w:r>
+      <w:r>
+        <w:rPr>
+          <w:rStyle w:val="AttributeTok"/>
+        </w:rPr>
+        <w:t xml:space="preserve">--socket</w:t>
+      </w:r>
+      <w:r>
+        <w:rPr>
+          <w:rStyle w:val="NormalTok"/>
+        </w:rPr>
+        <w:t xml:space="preserve"> </w:t>
+      </w:r>
+      <w:r>
+        <w:rPr>
+          <w:rStyle w:val="OperatorTok"/>
+        </w:rPr>
+        <w:t xml:space="preserve">&lt;</w:t>
+      </w:r>
+      <w:r>
+        <w:rPr>
+          <w:rStyle w:val="NormalTok"/>
+        </w:rPr>
+        <w:t xml:space="preserve">SOCK</w:t>
+      </w:r>
+      <w:r>
+        <w:rPr>
+          <w:rStyle w:val="OperatorTok"/>
+        </w:rPr>
+        <w:t xml:space="preserve">&gt;</w:t>
+      </w:r>
+      <w:r>
+        <w:rPr>
+          <w:rStyle w:val="NormalTok"/>
+        </w:rPr>
+        <w:t xml:space="preserve">-cg      </w:t>
       </w:r>
       <w:r>
         <w:rPr>
           <w:rStyle w:val="CommentTok"/>
         </w:rPr>
-        <w:t xml:space="preserve"># 期望为空或不存在</w:t>
-      </w:r>
-      <w:r>
-        <w:br/>
-      </w:r>
-      <w:r>
-        <w:rPr>
-          <w:rStyle w:val="ExtensionTok"/>
-        </w:rPr>
-        <w:t xml:space="preserve">python3</w:t>
-      </w:r>
-      <w:r>
-        <w:rPr>
-          <w:rStyle w:val="NormalTok"/>
-        </w:rPr>
-        <w:t xml:space="preserve"> </w:t>
-      </w:r>
-      <w:r>
-        <w:rPr>
-          <w:rStyle w:val="OperatorTok"/>
-        </w:rPr>
-        <w:t xml:space="preserve">&lt;</w:t>
-      </w:r>
-      <w:r>
-        <w:rPr>
-          <w:rStyle w:val="NormalTok"/>
-        </w:rPr>
-        <w:t xml:space="preserve">SRC</w:t>
-      </w:r>
-      <w:r>
-        <w:rPr>
-          <w:rStyle w:val="OperatorTok"/>
-        </w:rPr>
-        <w:t xml:space="preserve">&gt;</w:t>
-      </w:r>
-      <w:r>
-        <w:rPr>
-          <w:rStyle w:val="NormalTok"/>
-        </w:rPr>
-        <w:t xml:space="preserve">/scripts/doctor.py            </w:t>
-      </w:r>
-      <w:r>
-        <w:rPr>
-          <w:rStyle w:val="CommentTok"/>
-        </w:rPr>
-        <w:t xml:space="preserve"># 只读能力体检</w:t>
-      </w:r>
-      <w:r>
-        <w:br/>
-      </w:r>
-      <w:r>
-        <w:br/>
-      </w:r>
-      <w:r>
-        <w:rPr>
-          <w:rStyle w:val="CommentTok"/>
-        </w:rPr>
-        <w:t xml:space="preserve"># 1. 启动执行服务(生产建议 setsid nohup 后台运行,日志落盘)</w:t>
-      </w:r>
-      <w:r>
-        <w:br/>
-      </w:r>
-      <w:r>
-        <w:rPr>
-          <w:rStyle w:val="ExtensionTok"/>
-        </w:rPr>
-        <w:t xml:space="preserve">setsid</w:t>
-      </w:r>
-      <w:r>
-        <w:rPr>
-          <w:rStyle w:val="NormalTok"/>
-        </w:rPr>
-        <w:t xml:space="preserve"> nohup </w:t>
-      </w:r>
-      <w:r>
-        <w:rPr>
-          <w:rStyle w:val="OperatorTok"/>
-        </w:rPr>
-        <w:t xml:space="preserve">&lt;</w:t>
-      </w:r>
-      <w:r>
-        <w:rPr>
-          <w:rStyle w:val="NormalTok"/>
-        </w:rPr>
-        <w:t xml:space="preserve">BUILD</w:t>
-      </w:r>
-      <w:r>
-        <w:rPr>
-          <w:rStyle w:val="OperatorTok"/>
-        </w:rPr>
-        <w:t xml:space="preserve">&gt;</w:t>
-      </w:r>
-      <w:r>
-        <w:rPr>
-          <w:rStyle w:val="NormalTok"/>
-        </w:rPr>
-        <w:t xml:space="preserve">/ep-executord </w:t>
-      </w:r>
-      <w:r>
-        <w:rPr>
-          <w:rStyle w:val="AttributeTok"/>
-        </w:rPr>
-        <w:t xml:space="preserve">--state-dir</w:t>
-      </w:r>
-      <w:r>
-        <w:rPr>
-          <w:rStyle w:val="NormalTok"/>
-        </w:rPr>
-        <w:t xml:space="preserve"> </w:t>
-      </w:r>
-      <w:r>
-        <w:rPr>
-          <w:rStyle w:val="OperatorTok"/>
-        </w:rPr>
-        <w:t xml:space="preserve">&lt;</w:t>
-      </w:r>
-      <w:r>
-        <w:rPr>
-          <w:rStyle w:val="NormalTok"/>
-        </w:rPr>
-        <w:t xml:space="preserve">STATE</w:t>
-      </w:r>
-      <w:r>
-        <w:rPr>
-          <w:rStyle w:val="OperatorTok"/>
-        </w:rPr>
-        <w:t xml:space="preserve">&gt;</w:t>
-      </w:r>
-      <w:r>
-        <w:rPr>
-          <w:rStyle w:val="NormalTok"/>
-        </w:rPr>
-        <w:t xml:space="preserve"> --socket </w:t>
-      </w:r>
-      <w:r>
-        <w:rPr>
-          <w:rStyle w:val="OperatorTok"/>
-        </w:rPr>
-        <w:t xml:space="preserve">&lt;</w:t>
-      </w:r>
-      <w:r>
-        <w:rPr>
-          <w:rStyle w:val="NormalTok"/>
-        </w:rPr>
-        <w:t xml:space="preserve">SOCK</w:t>
-      </w:r>
-      <w:r>
-        <w:rPr>
-          <w:rStyle w:val="OperatorTok"/>
-        </w:rPr>
-        <w:t xml:space="preserve">&gt;</w:t>
-      </w:r>
-      <w:r>
-        <w:rPr>
-          <w:rStyle w:val="NormalTok"/>
-        </w:rPr>
-        <w:t xml:space="preserve"> </w:t>
-      </w:r>
-      <w:r>
-        <w:rPr>
-          <w:rStyle w:val="DataTypeTok"/>
-        </w:rPr>
-        <w:t xml:space="preserve">\</w:t>
-      </w:r>
-      <w:r>
-        <w:br/>
-      </w:r>
-      <w:r>
-        <w:rPr>
-          <w:rStyle w:val="NormalTok"/>
-        </w:rPr>
-        <w:t xml:space="preserve">  </w:t>
-      </w:r>
-      <w:r>
-        <w:rPr>
-          <w:rStyle w:val="AttributeTok"/>
-        </w:rPr>
-        <w:t xml:space="preserve">--skill</w:t>
-      </w:r>
-      <w:r>
-        <w:rPr>
-          <w:rStyle w:val="NormalTok"/>
-        </w:rPr>
-        <w:t xml:space="preserve"> sched </w:t>
-      </w:r>
-      <w:r>
-        <w:rPr>
-          <w:rStyle w:val="AttributeTok"/>
-        </w:rPr>
-        <w:t xml:space="preserve">--loader</w:t>
-      </w:r>
-      <w:r>
-        <w:rPr>
-          <w:rStyle w:val="NormalTok"/>
-        </w:rPr>
-        <w:t xml:space="preserve"> </w:t>
-      </w:r>
-      <w:r>
-        <w:rPr>
-          <w:rStyle w:val="OperatorTok"/>
-        </w:rPr>
-        <w:t xml:space="preserve">&lt;</w:t>
-      </w:r>
-      <w:r>
-        <w:rPr>
-          <w:rStyle w:val="NormalTok"/>
-        </w:rPr>
-        <w:t xml:space="preserve">BUILD</w:t>
-      </w:r>
-      <w:r>
-        <w:rPr>
-          <w:rStyle w:val="OperatorTok"/>
-        </w:rPr>
-        <w:t xml:space="preserve">&gt;</w:t>
-      </w:r>
-      <w:r>
-        <w:rPr>
-          <w:rStyle w:val="NormalTok"/>
-        </w:rPr>
-        <w:t xml:space="preserve">/ep-sched-loader </w:t>
-      </w:r>
-      <w:r>
-        <w:rPr>
-          <w:rStyle w:val="AttributeTok"/>
-        </w:rPr>
-        <w:t xml:space="preserve">--sched-ctl</w:t>
-      </w:r>
-      <w:r>
-        <w:rPr>
-          <w:rStyle w:val="NormalTok"/>
-        </w:rPr>
-        <w:t xml:space="preserve"> </w:t>
-      </w:r>
-      <w:r>
-        <w:rPr>
-          <w:rStyle w:val="OperatorTok"/>
-        </w:rPr>
-        <w:t xml:space="preserve">&lt;</w:t>
-      </w:r>
-      <w:r>
-        <w:rPr>
-          <w:rStyle w:val="NormalTok"/>
-        </w:rPr>
-        <w:t xml:space="preserve">BUILD</w:t>
-      </w:r>
-      <w:r>
-        <w:rPr>
-          <w:rStyle w:val="OperatorTok"/>
-        </w:rPr>
-        <w:t xml:space="preserve">&gt;</w:t>
-      </w:r>
-      <w:r>
-        <w:rPr>
-          <w:rStyle w:val="NormalTok"/>
-        </w:rPr>
-        <w:t xml:space="preserve">/ep-schedctl </w:t>
-      </w:r>
-      <w:r>
-        <w:rPr>
-          <w:rStyle w:val="DataTypeTok"/>
-        </w:rPr>
-        <w:t xml:space="preserve">\</w:t>
-      </w:r>
-      <w:r>
-        <w:br/>
-      </w:r>
-      <w:r>
-        <w:rPr>
-          <w:rStyle w:val="NormalTok"/>
-        </w:rPr>
-        <w:t xml:space="preserve">  </w:t>
-      </w:r>
-      <w:r>
-        <w:rPr>
-          <w:rStyle w:val="OperatorTok"/>
-        </w:rPr>
-        <w:t xml:space="preserve">&gt;</w:t>
-      </w:r>
-      <w:r>
-        <w:rPr>
-          <w:rStyle w:val="NormalTok"/>
-        </w:rPr>
-        <w:t xml:space="preserve"> </w:t>
-      </w:r>
-      <w:r>
-        <w:rPr>
-          <w:rStyle w:val="OperatorTok"/>
-        </w:rPr>
-        <w:t xml:space="preserve">&lt;</w:t>
-      </w:r>
-      <w:r>
-        <w:rPr>
-          <w:rStyle w:val="NormalTok"/>
-        </w:rPr>
-        <w:t xml:space="preserve">STATE</w:t>
-      </w:r>
-      <w:r>
-        <w:rPr>
-          <w:rStyle w:val="OperatorTok"/>
-        </w:rPr>
-        <w:t xml:space="preserve">&gt;</w:t>
-      </w:r>
-      <w:r>
-        <w:rPr>
-          <w:rStyle w:val="NormalTok"/>
-        </w:rPr>
-        <w:t xml:space="preserve">/daemon.log </w:t>
-      </w:r>
-      <w:r>
-        <w:rPr>
-          <w:rStyle w:val="DecValTok"/>
-        </w:rPr>
-        <w:t xml:space="preserve">2</w:t>
-      </w:r>
-      <w:r>
-        <w:rPr>
-          <w:rStyle w:val="OperatorTok"/>
-        </w:rPr>
-        <w:t xml:space="preserve">&gt;&amp;</w:t>
-      </w:r>
-      <w:r>
-        <w:rPr>
-          <w:rStyle w:val="DecValTok"/>
-        </w:rPr>
-        <w:t xml:space="preserve">1</w:t>
-      </w:r>
-      <w:r>
-        <w:rPr>
-          <w:rStyle w:val="NormalTok"/>
-        </w:rPr>
-        <w:t xml:space="preserve"> </w:t>
-      </w:r>
-      <w:r>
-        <w:rPr>
-          <w:rStyle w:val="KeywordTok"/>
-        </w:rPr>
-        <w:t xml:space="preserve">&amp;</w:t>
-      </w:r>
-      <w:r>
-        <w:br/>
-      </w:r>
-      <w:r>
-        <w:br/>
-      </w:r>
-      <w:r>
-        <w:rPr>
-          <w:rStyle w:val="CommentTok"/>
-        </w:rPr>
-        <w:t xml:space="preserve"># 2. 校验策略(不生效,可反复跑)</w:t>
-      </w:r>
-      <w:r>
-        <w:br/>
-      </w:r>
-      <w:r>
-        <w:rPr>
-          <w:rStyle w:val="ExtensionTok"/>
-        </w:rPr>
-        <w:t xml:space="preserve">ep</w:t>
-      </w:r>
-      <w:r>
-        <w:rPr>
-          <w:rStyle w:val="NormalTok"/>
-        </w:rPr>
-        <w:t xml:space="preserve"> validate </w:t>
-      </w:r>
-      <w:r>
-        <w:rPr>
-          <w:rStyle w:val="AttributeTok"/>
-        </w:rPr>
-        <w:t xml:space="preserve">--file</w:t>
-      </w:r>
-      <w:r>
-        <w:rPr>
-          <w:rStyle w:val="NormalTok"/>
-        </w:rPr>
-        <w:t xml:space="preserve"> policy.json </w:t>
-      </w:r>
-      <w:r>
-        <w:rPr>
-          <w:rStyle w:val="AttributeTok"/>
-        </w:rPr>
-        <w:t xml:space="preserve">--socket</w:t>
-      </w:r>
-      <w:r>
-        <w:rPr>
-          <w:rStyle w:val="NormalTok"/>
-        </w:rPr>
-        <w:t xml:space="preserve"> </w:t>
-      </w:r>
-      <w:r>
-        <w:rPr>
-          <w:rStyle w:val="OperatorTok"/>
-        </w:rPr>
-        <w:t xml:space="preserve">&lt;</w:t>
-      </w:r>
-      <w:r>
-        <w:rPr>
-          <w:rStyle w:val="NormalTok"/>
-        </w:rPr>
-        <w:t xml:space="preserve">SOCK</w:t>
-      </w:r>
-      <w:r>
-        <w:rPr>
-          <w:rStyle w:val="OperatorTok"/>
-        </w:rPr>
-        <w:t xml:space="preserve">&gt;</w:t>
-      </w:r>
-      <w:r>
-        <w:br/>
-      </w:r>
-      <w:r>
-        <w:br/>
-      </w:r>
-      <w:r>
-        <w:rPr>
-          <w:rStyle w:val="CommentTok"/>
-        </w:rPr>
-        <w:t xml:space="preserve"># 3. 取租约并生效</w:t>
-      </w:r>
-      <w:r>
-        <w:br/>
-      </w:r>
-      <w:r>
-        <w:rPr>
-          <w:rStyle w:val="ExtensionTok"/>
-        </w:rPr>
-        <w:t xml:space="preserve">ep</w:t>
-      </w:r>
-      <w:r>
-        <w:rPr>
-          <w:rStyle w:val="NormalTok"/>
-        </w:rPr>
-        <w:t xml:space="preserve"> lease </w:t>
-      </w:r>
-      <w:r>
-        <w:rPr>
-          <w:rStyle w:val="AttributeTok"/>
-        </w:rPr>
-        <w:t xml:space="preserve">--ttl-ms</w:t>
-      </w:r>
-      <w:r>
-        <w:rPr>
-          <w:rStyle w:val="NormalTok"/>
-        </w:rPr>
-        <w:t xml:space="preserve"> 600000 </w:t>
-      </w:r>
-      <w:r>
-        <w:rPr>
-          <w:rStyle w:val="AttributeTok"/>
-        </w:rPr>
-        <w:t xml:space="preserve">--socket</w:t>
-      </w:r>
-      <w:r>
-        <w:rPr>
-          <w:rStyle w:val="NormalTok"/>
-        </w:rPr>
-        <w:t xml:space="preserve"> </w:t>
-      </w:r>
-      <w:r>
-        <w:rPr>
-          <w:rStyle w:val="OperatorTok"/>
-        </w:rPr>
-        <w:t xml:space="preserve">&lt;</w:t>
-      </w:r>
-      <w:r>
-        <w:rPr>
-          <w:rStyle w:val="NormalTok"/>
-        </w:rPr>
-        <w:t xml:space="preserve">SOCK</w:t>
-      </w:r>
-      <w:r>
-        <w:rPr>
-          <w:rStyle w:val="OperatorTok"/>
-        </w:rPr>
-        <w:t xml:space="preserve">&gt;</w:t>
-      </w:r>
-      <w:r>
-        <w:br/>
-      </w:r>
-      <w:r>
-        <w:rPr>
-          <w:rStyle w:val="ExtensionTok"/>
-        </w:rPr>
-        <w:t xml:space="preserve">ep</w:t>
-      </w:r>
-      <w:r>
-        <w:rPr>
-          <w:rStyle w:val="NormalTok"/>
-        </w:rPr>
-        <w:t xml:space="preserve"> apply </w:t>
-      </w:r>
-      <w:r>
-        <w:rPr>
-          <w:rStyle w:val="AttributeTok"/>
-        </w:rPr>
-        <w:t xml:space="preserve">--file</w:t>
-      </w:r>
-      <w:r>
-        <w:rPr>
-          <w:rStyle w:val="NormalTok"/>
-        </w:rPr>
-        <w:t xml:space="preserve"> policy.json </w:t>
-      </w:r>
-      <w:r>
-        <w:rPr>
-          <w:rStyle w:val="AttributeTok"/>
-        </w:rPr>
-        <w:t xml:space="preserve">--idempotency-key</w:t>
-      </w:r>
-      <w:r>
-        <w:rPr>
-          <w:rStyle w:val="NormalTok"/>
-        </w:rPr>
-        <w:t xml:space="preserve"> run-001 </w:t>
-      </w:r>
-      <w:r>
-        <w:rPr>
-          <w:rStyle w:val="AttributeTok"/>
-        </w:rPr>
-        <w:t xml:space="preserve">--ttl-ms</w:t>
-      </w:r>
-      <w:r>
-        <w:rPr>
-          <w:rStyle w:val="NormalTok"/>
-        </w:rPr>
-        <w:t xml:space="preserve"> 600000 </w:t>
-      </w:r>
-      <w:r>
-        <w:rPr>
-          <w:rStyle w:val="AttributeTok"/>
-        </w:rPr>
-        <w:t xml:space="preserve">--socket</w:t>
-      </w:r>
-      <w:r>
-        <w:rPr>
-          <w:rStyle w:val="NormalTok"/>
-        </w:rPr>
-        <w:t xml:space="preserve"> </w:t>
-      </w:r>
-      <w:r>
-        <w:rPr>
-          <w:rStyle w:val="OperatorTok"/>
-        </w:rPr>
-        <w:t xml:space="preserve">&lt;</w:t>
-      </w:r>
-      <w:r>
-        <w:rPr>
-          <w:rStyle w:val="NormalTok"/>
-        </w:rPr>
-        <w:t xml:space="preserve">SOCK</w:t>
-      </w:r>
-      <w:r>
-        <w:rPr>
-          <w:rStyle w:val="OperatorTok"/>
-        </w:rPr>
-        <w:t xml:space="preserve">&gt;</w:t>
-      </w:r>
-      <w:r>
-        <w:br/>
-      </w:r>
-      <w:r>
-        <w:br/>
-      </w:r>
-      <w:r>
-        <w:rPr>
-          <w:rStyle w:val="CommentTok"/>
-        </w:rPr>
-        <w:t xml:space="preserve"># 4. 观察与回退</w:t>
-      </w:r>
-      <w:r>
-        <w:br/>
-      </w:r>
-      <w:r>
-        <w:rPr>
-          <w:rStyle w:val="ExtensionTok"/>
-        </w:rPr>
-        <w:t xml:space="preserve">ep</w:t>
-      </w:r>
-      <w:r>
-        <w:rPr>
-          <w:rStyle w:val="NormalTok"/>
-        </w:rPr>
-        <w:t xml:space="preserve"> status </w:t>
-      </w:r>
-      <w:r>
-        <w:rPr>
-          <w:rStyle w:val="AttributeTok"/>
-        </w:rPr>
-        <w:t xml:space="preserve">--socket</w:t>
-      </w:r>
-      <w:r>
-        <w:rPr>
-          <w:rStyle w:val="NormalTok"/>
-        </w:rPr>
-        <w:t xml:space="preserve"> </w:t>
-      </w:r>
-      <w:r>
-        <w:rPr>
-          <w:rStyle w:val="OperatorTok"/>
-        </w:rPr>
-        <w:t xml:space="preserve">&lt;</w:t>
-      </w:r>
-      <w:r>
-        <w:rPr>
-          <w:rStyle w:val="NormalTok"/>
-        </w:rPr>
-        <w:t xml:space="preserve">SOCK</w:t>
-      </w:r>
-      <w:r>
-        <w:rPr>
-          <w:rStyle w:val="OperatorTok"/>
-        </w:rPr>
-        <w:t xml:space="preserve">&gt;</w:t>
-      </w:r>
-      <w:r>
-        <w:br/>
-      </w:r>
-      <w:r>
-        <w:rPr>
-          <w:rStyle w:val="ExtensionTok"/>
-        </w:rPr>
-        <w:t xml:space="preserve">ep</w:t>
-      </w:r>
-      <w:r>
-        <w:rPr>
-          <w:rStyle w:val="NormalTok"/>
-        </w:rPr>
-        <w:t xml:space="preserve"> rollback </w:t>
-      </w:r>
-      <w:r>
-        <w:rPr>
-          <w:rStyle w:val="AttributeTok"/>
-        </w:rPr>
-        <w:t xml:space="preserve">--of</w:t>
-      </w:r>
-      <w:r>
-        <w:rPr>
-          <w:rStyle w:val="NormalTok"/>
-        </w:rPr>
-        <w:t xml:space="preserve"> </w:t>
-      </w:r>
-      <w:r>
-        <w:rPr>
-          <w:rStyle w:val="OperatorTok"/>
-        </w:rPr>
-        <w:t xml:space="preserve">&lt;</w:t>
-      </w:r>
-      <w:r>
-        <w:rPr>
-          <w:rStyle w:val="NormalTok"/>
-        </w:rPr>
-        <w:t xml:space="preserve">action_id</w:t>
-      </w:r>
-      <w:r>
-        <w:rPr>
-          <w:rStyle w:val="OperatorTok"/>
-        </w:rPr>
-        <w:t xml:space="preserve">&gt;</w:t>
-      </w:r>
-      <w:r>
-        <w:rPr>
-          <w:rStyle w:val="NormalTok"/>
-        </w:rPr>
-        <w:t xml:space="preserve"> --transaction </w:t>
-      </w:r>
-      <w:r>
-        <w:rPr>
-          <w:rStyle w:val="OperatorTok"/>
-        </w:rPr>
-        <w:t xml:space="preserve">&lt;</w:t>
-      </w:r>
-      <w:r>
-        <w:rPr>
-          <w:rStyle w:val="NormalTok"/>
-        </w:rPr>
-        <w:t xml:space="preserve">txn</w:t>
-      </w:r>
-      <w:r>
-        <w:rPr>
-          <w:rStyle w:val="OperatorTok"/>
-        </w:rPr>
-        <w:t xml:space="preserve">&gt;</w:t>
-      </w:r>
-      <w:r>
-        <w:rPr>
-          <w:rStyle w:val="NormalTok"/>
-        </w:rPr>
-        <w:t xml:space="preserve"> --snapshot </w:t>
-      </w:r>
-      <w:r>
-        <w:rPr>
-          <w:rStyle w:val="OperatorTok"/>
-        </w:rPr>
-        <w:t xml:space="preserve">&lt;</w:t>
-      </w:r>
-      <w:r>
-        <w:rPr>
-          <w:rStyle w:val="NormalTok"/>
-        </w:rPr>
-        <w:t xml:space="preserve">snap</w:t>
-      </w:r>
-      <w:r>
-        <w:rPr>
-          <w:rStyle w:val="OperatorTok"/>
-        </w:rPr>
-        <w:t xml:space="preserve">&gt;</w:t>
-      </w:r>
-      <w:r>
-        <w:rPr>
-          <w:rStyle w:val="NormalTok"/>
-        </w:rPr>
-        <w:t xml:space="preserve"> </w:t>
-      </w:r>
-      <w:r>
-        <w:rPr>
-          <w:rStyle w:val="DataTypeTok"/>
-        </w:rPr>
-        <w:t xml:space="preserve">\</w:t>
-      </w:r>
-      <w:r>
-        <w:br/>
-      </w:r>
-      <w:r>
-        <w:rPr>
-          <w:rStyle w:val="NormalTok"/>
-        </w:rPr>
-        <w:t xml:space="preserve">  </w:t>
-      </w:r>
-      <w:r>
-        <w:rPr>
-          <w:rStyle w:val="AttributeTok"/>
-        </w:rPr>
-        <w:t xml:space="preserve">--policy-sha256</w:t>
-      </w:r>
-      <w:r>
-        <w:rPr>
-          <w:rStyle w:val="NormalTok"/>
-        </w:rPr>
-        <w:t xml:space="preserve"> </w:t>
-      </w:r>
-      <w:r>
-        <w:rPr>
-          <w:rStyle w:val="OperatorTok"/>
-        </w:rPr>
-        <w:t xml:space="preserve">&lt;</w:t>
-      </w:r>
-      <w:r>
-        <w:rPr>
-          <w:rStyle w:val="NormalTok"/>
-        </w:rPr>
-        <w:t xml:space="preserve">sha</w:t>
-      </w:r>
-      <w:r>
-        <w:rPr>
-          <w:rStyle w:val="OperatorTok"/>
-        </w:rPr>
-        <w:t xml:space="preserve">&gt;</w:t>
-      </w:r>
-      <w:r>
-        <w:rPr>
-          <w:rStyle w:val="NormalTok"/>
-        </w:rPr>
-        <w:t xml:space="preserve"> --socket </w:t>
-      </w:r>
-      <w:r>
-        <w:rPr>
-          <w:rStyle w:val="OperatorTok"/>
-        </w:rPr>
-        <w:t xml:space="preserve">&lt;</w:t>
-      </w:r>
-      <w:r>
-        <w:rPr>
-          <w:rStyle w:val="NormalTok"/>
-        </w:rPr>
-        <w:t xml:space="preserve">SOCK</w:t>
-      </w:r>
-      <w:r>
-        <w:rPr>
-          <w:rStyle w:val="OperatorTok"/>
-        </w:rPr>
-        <w:t xml:space="preserve">&gt;</w:t>
+        <w:t xml:space="preserve"># 看 event 段:armed / 持续计数 / last_hold</w:t>
       </w:r>
     </w:p>
     <w:p>
@@ -2618,36 +3961,75 @@
       </w:pPr>
       <w:r>
         <w:rPr>
+          <w:rFonts w:hint="eastAsia"/>
+        </w:rPr>
+        <w:t xml:space="preserve">行为:被看</w:t>
+      </w:r>
+      <w:r>
+        <w:t xml:space="preserve"> cgroup </w:t>
+      </w:r>
+      <w:r>
+        <w:rPr>
+          <w:rFonts w:hint="eastAsia"/>
+        </w:rPr>
+        <w:t xml:space="preserve">的唤醒等待连续</w:t>
+      </w:r>
+      <w:r>
+        <w:t xml:space="preserve"> </w:t>
+      </w:r>
+      <w:r>
+        <w:rPr>
           <w:rStyle w:val="VerbatimChar"/>
         </w:rPr>
-        <w:t xml:space="preserve">action_id</w:t>
-      </w:r>
-      <w:r>
-        <w:t xml:space="preserve">、</w:t>
+        <w:t xml:space="preserve">sustain_windows</w:t>
+      </w:r>
+      <w:r>
+        <w:t xml:space="preserve"> </w:t>
+      </w:r>
+      <w:r>
+        <w:rPr>
+          <w:rFonts w:hint="eastAsia"/>
+        </w:rPr>
+        <w:t xml:space="preserve">窗超过</w:t>
+      </w:r>
+      <w:r>
+        <w:t xml:space="preserve"> </w:t>
       </w:r>
       <w:r>
         <w:rPr>
           <w:rStyle w:val="VerbatimChar"/>
         </w:rPr>
-        <w:t xml:space="preserve">transaction</w:t>
-      </w:r>
-      <w:r>
-        <w:t xml:space="preserve">、</w:t>
+        <w:t xml:space="preserve">threshold_wait_ms</w:t>
+      </w:r>
+      <w:r>
+        <w:rPr>
+          <w:rFonts w:hint="eastAsia"/>
+        </w:rPr>
+        <w:t xml:space="preserve">,权重升至</w:t>
+      </w:r>
+      <w:r>
+        <w:t xml:space="preserve"> </w:t>
       </w:r>
       <w:r>
         <w:rPr>
           <w:rStyle w:val="VerbatimChar"/>
         </w:rPr>
-        <w:t xml:space="preserve">snapshot</w:t>
-      </w:r>
-      <w:r>
-        <w:t xml:space="preserve">、</w:t>
+        <w:t xml:space="preserve">action.cpu_weight</w:t>
+      </w:r>
+      <w:r>
+        <w:rPr>
+          <w:rFonts w:hint="eastAsia"/>
+        </w:rPr>
+        <w:t xml:space="preserve">;连续</w:t>
+      </w:r>
+      <w:r>
+        <w:t xml:space="preserve"> </w:t>
       </w:r>
       <w:r>
         <w:rPr>
           <w:rStyle w:val="VerbatimChar"/>
         </w:rPr>
-        <w:t xml:space="preserve">policy_sha256</w:t>
+        <w:t xml:space="preserve">release_windows</w:t>
       </w:r>
       <w:r>
         <w:t xml:space="preserve"> </w:t>
@@ -2656,1213 +4038,21 @@
         <w:rPr>
           <w:rFonts w:hint="eastAsia"/>
         </w:rPr>
-        <w:t xml:space="preserve">四个凭据取自</w:t>
-      </w:r>
-      <w:r>
-        <w:t xml:space="preserve"> apply </w:t>
+        <w:t xml:space="preserve">窗回落、TTL</w:t>
+      </w:r>
+      <w:r>
+        <w:t xml:space="preserve"> </w:t>
       </w:r>
       <w:r>
         <w:rPr>
           <w:rFonts w:hint="eastAsia"/>
         </w:rPr>
-        <w:t xml:space="preserve">返回的</w:t>
-      </w:r>
-      <w:r>
-        <w:t xml:space="preserve"> </w:t>
-      </w:r>
-      <w:r>
-        <w:t xml:space="preserve">JSON,</w:t>
-      </w:r>
-      <w:r>
-        <w:rPr>
-          <w:rFonts w:hint="eastAsia"/>
-          <w:b/>
-          <w:bCs/>
-        </w:rPr>
-        <w:t xml:space="preserve">不可手工构造</w:t>
-      </w:r>
-      <w:r>
-        <w:rPr>
-          <w:rFonts w:hint="eastAsia"/>
-        </w:rPr>
-        <w:t xml:space="preserve">。回退成功的判据是响应</w:t>
-      </w:r>
-      <w:r>
-        <w:t xml:space="preserve"> </w:t>
-      </w:r>
-      <w:r>
-        <w:rPr>
-          <w:rStyle w:val="VerbatimChar"/>
-        </w:rPr>
-        <w:t xml:space="preserve">status=ROLLED_BACK</w:t>
-      </w:r>
-      <w:r>
-        <w:t xml:space="preserve"> </w:t>
-      </w:r>
-      <w:r>
-        <w:rPr>
-          <w:rFonts w:hint="eastAsia"/>
-        </w:rPr>
-        <w:t xml:space="preserve">且</w:t>
-      </w:r>
-      <w:r>
-        <w:t xml:space="preserve"> </w:t>
-      </w:r>
-      <w:r>
-        <w:rPr>
-          <w:rStyle w:val="VerbatimChar"/>
-        </w:rPr>
-        <w:t xml:space="preserve">/sys/kernel/sched_ext/state</w:t>
-      </w:r>
-      <w:r>
-        <w:t xml:space="preserve"> </w:t>
-      </w:r>
-      <w:r>
-        <w:rPr>
-          <w:rFonts w:hint="eastAsia"/>
-        </w:rPr>
-        <w:t xml:space="preserve">回到</w:t>
-      </w:r>
-      <w:r>
-        <w:t xml:space="preserve"> </w:t>
-      </w:r>
-      <w:r>
-        <w:rPr>
-          <w:rStyle w:val="VerbatimChar"/>
-        </w:rPr>
-        <w:t xml:space="preserve">disabled</w:t>
-      </w:r>
-      <w:r>
-        <w:t xml:space="preserve">。</w:t>
+        <w:t xml:space="preserve">到期或泵停止后补偿回原值。</w:t>
       </w:r>
     </w:p>
-    <w:bookmarkEnd w:id="13"/>
-    <w:bookmarkStart w:id="14" w:name="最小手动流程cgroup-域"/>
-    <w:p>
-      <w:pPr>
-        <w:pStyle w:val="Heading3"/>
-      </w:pPr>
-      <w:r>
-        <w:t xml:space="preserve">2.3 </w:t>
-      </w:r>
-      <w:r>
-        <w:rPr>
-          <w:rFonts w:hint="eastAsia"/>
-        </w:rPr>
-        <w:t xml:space="preserve">最小手动流程(cgroup</w:t>
-      </w:r>
-      <w:r>
-        <w:t xml:space="preserve"> </w:t>
-      </w:r>
-      <w:r>
-        <w:rPr>
-          <w:rFonts w:hint="eastAsia"/>
-        </w:rPr>
-        <w:t xml:space="preserve">域)</w:t>
-      </w:r>
-    </w:p>
-    <w:p>
-      <w:pPr>
-        <w:pStyle w:val="SourceCode"/>
-      </w:pPr>
-      <w:r>
-        <w:rPr>
-          <w:rStyle w:val="CommentTok"/>
-        </w:rPr>
-        <w:t xml:space="preserve"># 用 systemd 创建带 CPUWeight 委派的 scope(直接 mkdir 的新 cgroup 可能无写权限)</w:t>
-      </w:r>
-      <w:r>
-        <w:br/>
-      </w:r>
-      <w:r>
-        <w:rPr>
-          <w:rStyle w:val="ExtensionTok"/>
-        </w:rPr>
-        <w:t xml:space="preserve">systemd-run</w:t>
-      </w:r>
-      <w:r>
-        <w:rPr>
-          <w:rStyle w:val="NormalTok"/>
-        </w:rPr>
-        <w:t xml:space="preserve"> </w:t>
-      </w:r>
-      <w:r>
-        <w:rPr>
-          <w:rStyle w:val="AttributeTok"/>
-        </w:rPr>
-        <w:t xml:space="preserve">--scope</w:t>
-      </w:r>
-      <w:r>
-        <w:rPr>
-          <w:rStyle w:val="NormalTok"/>
-        </w:rPr>
-        <w:t xml:space="preserve"> </w:t>
-      </w:r>
-      <w:r>
-        <w:rPr>
-          <w:rStyle w:val="AttributeTok"/>
-        </w:rPr>
-        <w:t xml:space="preserve">-p</w:t>
-      </w:r>
-      <w:r>
-        <w:rPr>
-          <w:rStyle w:val="NormalTok"/>
-        </w:rPr>
-        <w:t xml:space="preserve"> CPUWeight=100 </w:t>
-      </w:r>
-      <w:r>
-        <w:rPr>
-          <w:rStyle w:val="AttributeTok"/>
-        </w:rPr>
-        <w:t xml:space="preserve">--unit</w:t>
-      </w:r>
-      <w:r>
-        <w:rPr>
-          <w:rStyle w:val="NormalTok"/>
-        </w:rPr>
-        <w:t xml:space="preserve"> epv2-demo.scope </w:t>
-      </w:r>
-      <w:r>
-        <w:rPr>
-          <w:rStyle w:val="DataTypeTok"/>
-        </w:rPr>
-        <w:t xml:space="preserve">\</w:t>
-      </w:r>
-      <w:r>
-        <w:br/>
-      </w:r>
-      <w:r>
-        <w:rPr>
-          <w:rStyle w:val="NormalTok"/>
-        </w:rPr>
-        <w:t xml:space="preserve">  redis-server </w:t>
-      </w:r>
-      <w:r>
-        <w:rPr>
-          <w:rStyle w:val="AttributeTok"/>
-        </w:rPr>
-        <w:t xml:space="preserve">--port</w:t>
-      </w:r>
-      <w:r>
-        <w:rPr>
-          <w:rStyle w:val="NormalTok"/>
-        </w:rPr>
-        <w:t xml:space="preserve"> 6399 </w:t>
-      </w:r>
-      <w:r>
-        <w:rPr>
-          <w:rStyle w:val="KeywordTok"/>
-        </w:rPr>
-        <w:t xml:space="preserve">&amp;</w:t>
-      </w:r>
-      <w:r>
-        <w:br/>
-      </w:r>
-      <w:r>
-        <w:br/>
-      </w:r>
-      <w:r>
-        <w:rPr>
-          <w:rStyle w:val="CommentTok"/>
-        </w:rPr>
-        <w:t xml:space="preserve"># 起 cgroup 域执行服务(与调度域互斥:同一时间只跑一个写者)</w:t>
-      </w:r>
-      <w:r>
-        <w:br/>
-      </w:r>
-      <w:r>
-        <w:rPr>
-          <w:rStyle w:val="ExtensionTok"/>
-        </w:rPr>
-        <w:t xml:space="preserve">setsid</w:t>
-      </w:r>
-      <w:r>
-        <w:rPr>
-          <w:rStyle w:val="NormalTok"/>
-        </w:rPr>
-        <w:t xml:space="preserve"> nohup </w:t>
-      </w:r>
-      <w:r>
-        <w:rPr>
-          <w:rStyle w:val="OperatorTok"/>
-        </w:rPr>
-        <w:t xml:space="preserve">&lt;</w:t>
-      </w:r>
-      <w:r>
-        <w:rPr>
-          <w:rStyle w:val="NormalTok"/>
-        </w:rPr>
-        <w:t xml:space="preserve">BUILD</w:t>
-      </w:r>
-      <w:r>
-        <w:rPr>
-          <w:rStyle w:val="OperatorTok"/>
-        </w:rPr>
-        <w:t xml:space="preserve">&gt;</w:t>
-      </w:r>
-      <w:r>
-        <w:rPr>
-          <w:rStyle w:val="NormalTok"/>
-        </w:rPr>
-        <w:t xml:space="preserve">/ep-executord </w:t>
-      </w:r>
-      <w:r>
-        <w:rPr>
-          <w:rStyle w:val="AttributeTok"/>
-        </w:rPr>
-        <w:t xml:space="preserve">--state-dir</w:t>
-      </w:r>
-      <w:r>
-        <w:rPr>
-          <w:rStyle w:val="NormalTok"/>
-        </w:rPr>
-        <w:t xml:space="preserve"> </w:t>
-      </w:r>
-      <w:r>
-        <w:rPr>
-          <w:rStyle w:val="OperatorTok"/>
-        </w:rPr>
-        <w:t xml:space="preserve">&lt;</w:t>
-      </w:r>
-      <w:r>
-        <w:rPr>
-          <w:rStyle w:val="NormalTok"/>
-        </w:rPr>
-        <w:t xml:space="preserve">STATE</w:t>
-      </w:r>
-      <w:r>
-        <w:rPr>
-          <w:rStyle w:val="OperatorTok"/>
-        </w:rPr>
-        <w:t xml:space="preserve">&gt;</w:t>
-      </w:r>
-      <w:r>
-        <w:rPr>
-          <w:rStyle w:val="NormalTok"/>
-        </w:rPr>
-        <w:t xml:space="preserve">-cg </w:t>
-      </w:r>
-      <w:r>
-        <w:rPr>
-          <w:rStyle w:val="AttributeTok"/>
-        </w:rPr>
-        <w:t xml:space="preserve">--socket</w:t>
-      </w:r>
-      <w:r>
-        <w:rPr>
-          <w:rStyle w:val="NormalTok"/>
-        </w:rPr>
-        <w:t xml:space="preserve"> </w:t>
-      </w:r>
-      <w:r>
-        <w:rPr>
-          <w:rStyle w:val="OperatorTok"/>
-        </w:rPr>
-        <w:t xml:space="preserve">&lt;</w:t>
-      </w:r>
-      <w:r>
-        <w:rPr>
-          <w:rStyle w:val="NormalTok"/>
-        </w:rPr>
-        <w:t xml:space="preserve">SOCK</w:t>
-      </w:r>
-      <w:r>
-        <w:rPr>
-          <w:rStyle w:val="OperatorTok"/>
-        </w:rPr>
-        <w:t xml:space="preserve">&gt;</w:t>
-      </w:r>
-      <w:r>
-        <w:rPr>
-          <w:rStyle w:val="NormalTok"/>
-        </w:rPr>
-        <w:t xml:space="preserve">-cg </w:t>
-      </w:r>
-      <w:r>
-        <w:rPr>
-          <w:rStyle w:val="DataTypeTok"/>
-        </w:rPr>
-        <w:t xml:space="preserve">\</w:t>
-      </w:r>
-      <w:r>
-        <w:br/>
-      </w:r>
-      <w:r>
-        <w:rPr>
-          <w:rStyle w:val="NormalTok"/>
-        </w:rPr>
-        <w:t xml:space="preserve">  </w:t>
-      </w:r>
-      <w:r>
-        <w:rPr>
-          <w:rStyle w:val="AttributeTok"/>
-        </w:rPr>
-        <w:t xml:space="preserve">--skill</w:t>
-      </w:r>
-      <w:r>
-        <w:rPr>
-          <w:rStyle w:val="NormalTok"/>
-        </w:rPr>
-        <w:t xml:space="preserve"> cgroup </w:t>
-      </w:r>
-      <w:r>
-        <w:rPr>
-          <w:rStyle w:val="OperatorTok"/>
-        </w:rPr>
-        <w:t xml:space="preserve">&gt;</w:t>
-      </w:r>
-      <w:r>
-        <w:rPr>
-          <w:rStyle w:val="NormalTok"/>
-        </w:rPr>
-        <w:t xml:space="preserve"> </w:t>
-      </w:r>
-      <w:r>
-        <w:rPr>
-          <w:rStyle w:val="OperatorTok"/>
-        </w:rPr>
-        <w:t xml:space="preserve">&lt;</w:t>
-      </w:r>
-      <w:r>
-        <w:rPr>
-          <w:rStyle w:val="NormalTok"/>
-        </w:rPr>
-        <w:t xml:space="preserve">STATE</w:t>
-      </w:r>
-      <w:r>
-        <w:rPr>
-          <w:rStyle w:val="OperatorTok"/>
-        </w:rPr>
-        <w:t xml:space="preserve">&gt;</w:t>
-      </w:r>
-      <w:r>
-        <w:rPr>
-          <w:rStyle w:val="NormalTok"/>
-        </w:rPr>
-        <w:t xml:space="preserve">-cg/daemon.log </w:t>
-      </w:r>
-      <w:r>
-        <w:rPr>
-          <w:rStyle w:val="DecValTok"/>
-        </w:rPr>
-        <w:t xml:space="preserve">2</w:t>
-      </w:r>
-      <w:r>
-        <w:rPr>
-          <w:rStyle w:val="OperatorTok"/>
-        </w:rPr>
-        <w:t xml:space="preserve">&gt;&amp;</w:t>
-      </w:r>
-      <w:r>
-        <w:rPr>
-          <w:rStyle w:val="DecValTok"/>
-        </w:rPr>
-        <w:t xml:space="preserve">1</w:t>
-      </w:r>
-      <w:r>
-        <w:rPr>
-          <w:rStyle w:val="NormalTok"/>
-        </w:rPr>
-        <w:t xml:space="preserve"> </w:t>
-      </w:r>
-      <w:r>
-        <w:rPr>
-          <w:rStyle w:val="KeywordTok"/>
-        </w:rPr>
-        <w:t xml:space="preserve">&amp;</w:t>
-      </w:r>
-      <w:r>
-        <w:br/>
-      </w:r>
-      <w:r>
-        <w:br/>
-      </w:r>
-      <w:r>
-        <w:rPr>
-          <w:rStyle w:val="ExtensionTok"/>
-        </w:rPr>
-        <w:t xml:space="preserve">ep</w:t>
-      </w:r>
-      <w:r>
-        <w:rPr>
-          <w:rStyle w:val="NormalTok"/>
-        </w:rPr>
-        <w:t xml:space="preserve"> apply </w:t>
-      </w:r>
-      <w:r>
-        <w:rPr>
-          <w:rStyle w:val="AttributeTok"/>
-        </w:rPr>
-        <w:t xml:space="preserve">--file</w:t>
-      </w:r>
-      <w:r>
-        <w:rPr>
-          <w:rStyle w:val="NormalTok"/>
-        </w:rPr>
-        <w:t xml:space="preserve"> cgroup-policy.json </w:t>
-      </w:r>
-      <w:r>
-        <w:rPr>
-          <w:rStyle w:val="AttributeTok"/>
-        </w:rPr>
-        <w:t xml:space="preserve">--idempotency-key</w:t>
-      </w:r>
-      <w:r>
-        <w:rPr>
-          <w:rStyle w:val="NormalTok"/>
-        </w:rPr>
-        <w:t xml:space="preserve"> cg-001 </w:t>
-      </w:r>
-      <w:r>
-        <w:rPr>
-          <w:rStyle w:val="AttributeTok"/>
-        </w:rPr>
-        <w:t xml:space="preserve">--socket</w:t>
-      </w:r>
-      <w:r>
-        <w:rPr>
-          <w:rStyle w:val="NormalTok"/>
-        </w:rPr>
-        <w:t xml:space="preserve"> </w:t>
-      </w:r>
-      <w:r>
-        <w:rPr>
-          <w:rStyle w:val="OperatorTok"/>
-        </w:rPr>
-        <w:t xml:space="preserve">&lt;</w:t>
-      </w:r>
-      <w:r>
-        <w:rPr>
-          <w:rStyle w:val="NormalTok"/>
-        </w:rPr>
-        <w:t xml:space="preserve">SOCK</w:t>
-      </w:r>
-      <w:r>
-        <w:rPr>
-          <w:rStyle w:val="OperatorTok"/>
-        </w:rPr>
-        <w:t xml:space="preserve">&gt;</w:t>
-      </w:r>
-      <w:r>
-        <w:rPr>
-          <w:rStyle w:val="NormalTok"/>
-        </w:rPr>
-        <w:t xml:space="preserve">-cg</w:t>
-      </w:r>
-      <w:r>
-        <w:br/>
-      </w:r>
-      <w:r>
-        <w:rPr>
-          <w:rStyle w:val="FunctionTok"/>
-        </w:rPr>
-        <w:t xml:space="preserve">cat</w:t>
-      </w:r>
-      <w:r>
-        <w:rPr>
-          <w:rStyle w:val="NormalTok"/>
-        </w:rPr>
-        <w:t xml:space="preserve"> /sys/fs/cgroup/system.slice/epv2-demo.scope/cpu.weight   </w:t>
-      </w:r>
-      <w:r>
-        <w:rPr>
-          <w:rStyle w:val="CommentTok"/>
-        </w:rPr>
-        <w:t xml:space="preserve"># 期望策略声明值</w:t>
-      </w:r>
-      <w:r>
-        <w:br/>
-      </w:r>
-      <w:r>
-        <w:rPr>
-          <w:rStyle w:val="ExtensionTok"/>
-        </w:rPr>
-        <w:t xml:space="preserve">ep</w:t>
-      </w:r>
-      <w:r>
-        <w:rPr>
-          <w:rStyle w:val="NormalTok"/>
-        </w:rPr>
-        <w:t xml:space="preserve"> rollback </w:t>
-      </w:r>
-      <w:r>
-        <w:rPr>
-          <w:rStyle w:val="AttributeTok"/>
-        </w:rPr>
-        <w:t xml:space="preserve">--of</w:t>
-      </w:r>
-      <w:r>
-        <w:rPr>
-          <w:rStyle w:val="NormalTok"/>
-        </w:rPr>
-        <w:t xml:space="preserve"> … </w:t>
-      </w:r>
-      <w:r>
-        <w:rPr>
-          <w:rStyle w:val="AttributeTok"/>
-        </w:rPr>
-        <w:t xml:space="preserve">--transaction</w:t>
-      </w:r>
-      <w:r>
-        <w:rPr>
-          <w:rStyle w:val="NormalTok"/>
-        </w:rPr>
-        <w:t xml:space="preserve"> … </w:t>
-      </w:r>
-      <w:r>
-        <w:rPr>
-          <w:rStyle w:val="AttributeTok"/>
-        </w:rPr>
-        <w:t xml:space="preserve">--snapshot</w:t>
-      </w:r>
-      <w:r>
-        <w:rPr>
-          <w:rStyle w:val="NormalTok"/>
-        </w:rPr>
-        <w:t xml:space="preserve"> … </w:t>
-      </w:r>
-      <w:r>
-        <w:rPr>
-          <w:rStyle w:val="AttributeTok"/>
-        </w:rPr>
-        <w:t xml:space="preserve">--policy-sha256</w:t>
-      </w:r>
-      <w:r>
-        <w:rPr>
-          <w:rStyle w:val="NormalTok"/>
-        </w:rPr>
-        <w:t xml:space="preserve"> … </w:t>
-      </w:r>
-      <w:r>
-        <w:rPr>
-          <w:rStyle w:val="AttributeTok"/>
-        </w:rPr>
-        <w:t xml:space="preserve">--socket</w:t>
-      </w:r>
-      <w:r>
-        <w:rPr>
-          <w:rStyle w:val="NormalTok"/>
-        </w:rPr>
-        <w:t xml:space="preserve"> </w:t>
-      </w:r>
-      <w:r>
-        <w:rPr>
-          <w:rStyle w:val="OperatorTok"/>
-        </w:rPr>
-        <w:t xml:space="preserve">&lt;</w:t>
-      </w:r>
-      <w:r>
-        <w:rPr>
-          <w:rStyle w:val="NormalTok"/>
-        </w:rPr>
-        <w:t xml:space="preserve">SOCK</w:t>
-      </w:r>
-      <w:r>
-        <w:rPr>
-          <w:rStyle w:val="OperatorTok"/>
-        </w:rPr>
-        <w:t xml:space="preserve">&gt;</w:t>
-      </w:r>
-      <w:r>
-        <w:rPr>
-          <w:rStyle w:val="NormalTok"/>
-        </w:rPr>
-        <w:t xml:space="preserve">-cg</w:t>
-      </w:r>
-    </w:p>
-    <w:bookmarkEnd w:id="14"/>
-    <w:bookmarkStart w:id="15" w:name="事件驱动防护两进程"/>
-    <w:p>
-      <w:pPr>
-        <w:pStyle w:val="Heading3"/>
-      </w:pPr>
-      <w:r>
-        <w:t xml:space="preserve">2.4 </w:t>
-      </w:r>
-      <w:r>
-        <w:rPr>
-          <w:rFonts w:hint="eastAsia"/>
-        </w:rPr>
-        <w:t xml:space="preserve">事件驱动防护(两进程)</w:t>
-      </w:r>
-    </w:p>
-    <w:p>
-      <w:pPr>
-        <w:pStyle w:val="SourceCode"/>
-      </w:pPr>
-      <w:r>
-        <w:rPr>
-          <w:rStyle w:val="CommentTok"/>
-        </w:rPr>
-        <w:t xml:space="preserve"># 1) 武装 cgroup 域执行服务(arm 是人工授权;watch 必须是活的 cgroup 目录)</w:t>
-      </w:r>
-      <w:r>
-        <w:br/>
-      </w:r>
-      <w:r>
-        <w:rPr>
-          <w:rStyle w:val="ExtensionTok"/>
-        </w:rPr>
-        <w:t xml:space="preserve">setsid</w:t>
-      </w:r>
-      <w:r>
-        <w:rPr>
-          <w:rStyle w:val="NormalTok"/>
-        </w:rPr>
-        <w:t xml:space="preserve"> nohup </w:t>
-      </w:r>
-      <w:r>
-        <w:rPr>
-          <w:rStyle w:val="OperatorTok"/>
-        </w:rPr>
-        <w:t xml:space="preserve">&lt;</w:t>
-      </w:r>
-      <w:r>
-        <w:rPr>
-          <w:rStyle w:val="NormalTok"/>
-        </w:rPr>
-        <w:t xml:space="preserve">BUILD</w:t>
-      </w:r>
-      <w:r>
-        <w:rPr>
-          <w:rStyle w:val="OperatorTok"/>
-        </w:rPr>
-        <w:t xml:space="preserve">&gt;</w:t>
-      </w:r>
-      <w:r>
-        <w:rPr>
-          <w:rStyle w:val="NormalTok"/>
-        </w:rPr>
-        <w:t xml:space="preserve">/ep-executord </w:t>
-      </w:r>
-      <w:r>
-        <w:rPr>
-          <w:rStyle w:val="AttributeTok"/>
-        </w:rPr>
-        <w:t xml:space="preserve">--state-dir</w:t>
-      </w:r>
-      <w:r>
-        <w:rPr>
-          <w:rStyle w:val="NormalTok"/>
-        </w:rPr>
-        <w:t xml:space="preserve"> </w:t>
-      </w:r>
-      <w:r>
-        <w:rPr>
-          <w:rStyle w:val="OperatorTok"/>
-        </w:rPr>
-        <w:t xml:space="preserve">&lt;</w:t>
-      </w:r>
-      <w:r>
-        <w:rPr>
-          <w:rStyle w:val="NormalTok"/>
-        </w:rPr>
-        <w:t xml:space="preserve">STATE</w:t>
-      </w:r>
-      <w:r>
-        <w:rPr>
-          <w:rStyle w:val="OperatorTok"/>
-        </w:rPr>
-        <w:t xml:space="preserve">&gt;</w:t>
-      </w:r>
-      <w:r>
-        <w:rPr>
-          <w:rStyle w:val="NormalTok"/>
-        </w:rPr>
-        <w:t xml:space="preserve">-cg </w:t>
-      </w:r>
-      <w:r>
-        <w:rPr>
-          <w:rStyle w:val="AttributeTok"/>
-        </w:rPr>
-        <w:t xml:space="preserve">--socket</w:t>
-      </w:r>
-      <w:r>
-        <w:rPr>
-          <w:rStyle w:val="NormalTok"/>
-        </w:rPr>
-        <w:t xml:space="preserve"> </w:t>
-      </w:r>
-      <w:r>
-        <w:rPr>
-          <w:rStyle w:val="OperatorTok"/>
-        </w:rPr>
-        <w:t xml:space="preserve">&lt;</w:t>
-      </w:r>
-      <w:r>
-        <w:rPr>
-          <w:rStyle w:val="NormalTok"/>
-        </w:rPr>
-        <w:t xml:space="preserve">SOCK</w:t>
-      </w:r>
-      <w:r>
-        <w:rPr>
-          <w:rStyle w:val="OperatorTok"/>
-        </w:rPr>
-        <w:t xml:space="preserve">&gt;</w:t>
-      </w:r>
-      <w:r>
-        <w:rPr>
-          <w:rStyle w:val="NormalTok"/>
-        </w:rPr>
-        <w:t xml:space="preserve">-cg </w:t>
-      </w:r>
-      <w:r>
-        <w:rPr>
-          <w:rStyle w:val="DataTypeTok"/>
-        </w:rPr>
-        <w:t xml:space="preserve">\</w:t>
-      </w:r>
-      <w:r>
-        <w:br/>
-      </w:r>
-      <w:r>
-        <w:rPr>
-          <w:rStyle w:val="NormalTok"/>
-        </w:rPr>
-        <w:t xml:space="preserve">  </w:t>
-      </w:r>
-      <w:r>
-        <w:rPr>
-          <w:rStyle w:val="AttributeTok"/>
-        </w:rPr>
-        <w:t xml:space="preserve">--skill</w:t>
-      </w:r>
-      <w:r>
-        <w:rPr>
-          <w:rStyle w:val="NormalTok"/>
-        </w:rPr>
-        <w:t xml:space="preserve"> cgroup </w:t>
-      </w:r>
-      <w:r>
-        <w:rPr>
-          <w:rStyle w:val="AttributeTok"/>
-        </w:rPr>
-        <w:t xml:space="preserve">--event-arm</w:t>
-      </w:r>
-      <w:r>
-        <w:rPr>
-          <w:rStyle w:val="NormalTok"/>
-        </w:rPr>
-        <w:t xml:space="preserve"> arm.json </w:t>
-      </w:r>
-      <w:r>
-        <w:rPr>
-          <w:rStyle w:val="OperatorTok"/>
-        </w:rPr>
-        <w:t xml:space="preserve">&gt;</w:t>
-      </w:r>
-      <w:r>
-        <w:rPr>
-          <w:rStyle w:val="NormalTok"/>
-        </w:rPr>
-        <w:t xml:space="preserve"> </w:t>
-      </w:r>
-      <w:r>
-        <w:rPr>
-          <w:rStyle w:val="OperatorTok"/>
-        </w:rPr>
-        <w:t xml:space="preserve">&lt;</w:t>
-      </w:r>
-      <w:r>
-        <w:rPr>
-          <w:rStyle w:val="NormalTok"/>
-        </w:rPr>
-        <w:t xml:space="preserve">STATE</w:t>
-      </w:r>
-      <w:r>
-        <w:rPr>
-          <w:rStyle w:val="OperatorTok"/>
-        </w:rPr>
-        <w:t xml:space="preserve">&gt;</w:t>
-      </w:r>
-      <w:r>
-        <w:rPr>
-          <w:rStyle w:val="NormalTok"/>
-        </w:rPr>
-        <w:t xml:space="preserve">-cg/daemon.log </w:t>
-      </w:r>
-      <w:r>
-        <w:rPr>
-          <w:rStyle w:val="DecValTok"/>
-        </w:rPr>
-        <w:t xml:space="preserve">2</w:t>
-      </w:r>
-      <w:r>
-        <w:rPr>
-          <w:rStyle w:val="OperatorTok"/>
-        </w:rPr>
-        <w:t xml:space="preserve">&gt;&amp;</w:t>
-      </w:r>
-      <w:r>
-        <w:rPr>
-          <w:rStyle w:val="DecValTok"/>
-        </w:rPr>
-        <w:t xml:space="preserve">1</w:t>
-      </w:r>
-      <w:r>
-        <w:rPr>
-          <w:rStyle w:val="NormalTok"/>
-        </w:rPr>
-        <w:t xml:space="preserve"> </w:t>
-      </w:r>
-      <w:r>
-        <w:rPr>
-          <w:rStyle w:val="KeywordTok"/>
-        </w:rPr>
-        <w:t xml:space="preserve">&amp;</w:t>
-      </w:r>
-      <w:r>
-        <w:br/>
-      </w:r>
-      <w:r>
-        <w:br/>
-      </w:r>
-      <w:r>
-        <w:rPr>
-          <w:rStyle w:val="CommentTok"/>
-        </w:rPr>
-        <w:t xml:space="preserve"># 2) 起只读事件泵(它不写任何东西;杀掉它 = 观测断供 = 门冻结)</w:t>
-      </w:r>
-      <w:r>
-        <w:br/>
-      </w:r>
-      <w:r>
-        <w:rPr>
-          <w:rStyle w:val="ExtensionTok"/>
-        </w:rPr>
-        <w:t xml:space="preserve">setsid</w:t>
-      </w:r>
-      <w:r>
-        <w:rPr>
-          <w:rStyle w:val="NormalTok"/>
-        </w:rPr>
-        <w:t xml:space="preserve"> nohup </w:t>
-      </w:r>
-      <w:r>
-        <w:rPr>
-          <w:rStyle w:val="OperatorTok"/>
-        </w:rPr>
-        <w:t xml:space="preserve">&lt;</w:t>
-      </w:r>
-      <w:r>
-        <w:rPr>
-          <w:rStyle w:val="NormalTok"/>
-        </w:rPr>
-        <w:t xml:space="preserve">BUILD</w:t>
-      </w:r>
-      <w:r>
-        <w:rPr>
-          <w:rStyle w:val="OperatorTok"/>
-        </w:rPr>
-        <w:t xml:space="preserve">&gt;</w:t>
-      </w:r>
-      <w:r>
-        <w:rPr>
-          <w:rStyle w:val="NormalTok"/>
-        </w:rPr>
-        <w:t xml:space="preserve">/ep-evtmon </w:t>
-      </w:r>
-      <w:r>
-        <w:rPr>
-          <w:rStyle w:val="AttributeTok"/>
-        </w:rPr>
-        <w:t xml:space="preserve">--socket</w:t>
-      </w:r>
-      <w:r>
-        <w:rPr>
-          <w:rStyle w:val="NormalTok"/>
-        </w:rPr>
-        <w:t xml:space="preserve"> </w:t>
-      </w:r>
-      <w:r>
-        <w:rPr>
-          <w:rStyle w:val="OperatorTok"/>
-        </w:rPr>
-        <w:t xml:space="preserve">&lt;</w:t>
-      </w:r>
-      <w:r>
-        <w:rPr>
-          <w:rStyle w:val="NormalTok"/>
-        </w:rPr>
-        <w:t xml:space="preserve">SOCK</w:t>
-      </w:r>
-      <w:r>
-        <w:rPr>
-          <w:rStyle w:val="OperatorTok"/>
-        </w:rPr>
-        <w:t xml:space="preserve">&gt;</w:t>
-      </w:r>
-      <w:r>
-        <w:rPr>
-          <w:rStyle w:val="NormalTok"/>
-        </w:rPr>
-        <w:t xml:space="preserve">-cg </w:t>
-      </w:r>
-      <w:r>
-        <w:rPr>
-          <w:rStyle w:val="AttributeTok"/>
-        </w:rPr>
-        <w:t xml:space="preserve">--window-ms</w:t>
-      </w:r>
-      <w:r>
-        <w:rPr>
-          <w:rStyle w:val="NormalTok"/>
-        </w:rPr>
-        <w:t xml:space="preserve"> 5000 </w:t>
-      </w:r>
-      <w:r>
-        <w:rPr>
-          <w:rStyle w:val="DataTypeTok"/>
-        </w:rPr>
-        <w:t xml:space="preserve">\</w:t>
-      </w:r>
-      <w:r>
-        <w:br/>
-      </w:r>
-      <w:r>
-        <w:rPr>
-          <w:rStyle w:val="NormalTok"/>
-        </w:rPr>
-        <w:t xml:space="preserve">  </w:t>
-      </w:r>
-      <w:r>
-        <w:rPr>
-          <w:rStyle w:val="AttributeTok"/>
-        </w:rPr>
-        <w:t xml:space="preserve">--interval-ms</w:t>
-      </w:r>
-      <w:r>
-        <w:rPr>
-          <w:rStyle w:val="NormalTok"/>
-        </w:rPr>
-        <w:t xml:space="preserve"> 1000 </w:t>
-      </w:r>
-      <w:r>
-        <w:rPr>
-          <w:rStyle w:val="OperatorTok"/>
-        </w:rPr>
-        <w:t xml:space="preserve">&gt;</w:t>
-      </w:r>
-      <w:r>
-        <w:rPr>
-          <w:rStyle w:val="NormalTok"/>
-        </w:rPr>
-        <w:t xml:space="preserve"> </w:t>
-      </w:r>
-      <w:r>
-        <w:rPr>
-          <w:rStyle w:val="OperatorTok"/>
-        </w:rPr>
-        <w:t xml:space="preserve">&lt;</w:t>
-      </w:r>
-      <w:r>
-        <w:rPr>
-          <w:rStyle w:val="NormalTok"/>
-        </w:rPr>
-        <w:t xml:space="preserve">STATE</w:t>
-      </w:r>
-      <w:r>
-        <w:rPr>
-          <w:rStyle w:val="OperatorTok"/>
-        </w:rPr>
-        <w:t xml:space="preserve">&gt;</w:t>
-      </w:r>
-      <w:r>
-        <w:rPr>
-          <w:rStyle w:val="NormalTok"/>
-        </w:rPr>
-        <w:t xml:space="preserve">-cg/evtmon.log </w:t>
-      </w:r>
-      <w:r>
-        <w:rPr>
-          <w:rStyle w:val="DecValTok"/>
-        </w:rPr>
-        <w:t xml:space="preserve">2</w:t>
-      </w:r>
-      <w:r>
-        <w:rPr>
-          <w:rStyle w:val="OperatorTok"/>
-        </w:rPr>
-        <w:t xml:space="preserve">&gt;&amp;</w:t>
-      </w:r>
-      <w:r>
-        <w:rPr>
-          <w:rStyle w:val="DecValTok"/>
-        </w:rPr>
-        <w:t xml:space="preserve">1</w:t>
-      </w:r>
-      <w:r>
-        <w:rPr>
-          <w:rStyle w:val="NormalTok"/>
-        </w:rPr>
-        <w:t xml:space="preserve"> </w:t>
-      </w:r>
-      <w:r>
-        <w:rPr>
-          <w:rStyle w:val="KeywordTok"/>
-        </w:rPr>
-        <w:t xml:space="preserve">&amp;</w:t>
-      </w:r>
-      <w:r>
-        <w:br/>
-      </w:r>
-      <w:r>
-        <w:br/>
-      </w:r>
-      <w:r>
-        <w:rPr>
-          <w:rStyle w:val="ExtensionTok"/>
-        </w:rPr>
-        <w:t xml:space="preserve">ep</w:t>
-      </w:r>
-      <w:r>
-        <w:rPr>
-          <w:rStyle w:val="NormalTok"/>
-        </w:rPr>
-        <w:t xml:space="preserve"> status </w:t>
-      </w:r>
-      <w:r>
-        <w:rPr>
-          <w:rStyle w:val="AttributeTok"/>
-        </w:rPr>
-        <w:t xml:space="preserve">--socket</w:t>
-      </w:r>
-      <w:r>
-        <w:rPr>
-          <w:rStyle w:val="NormalTok"/>
-        </w:rPr>
-        <w:t xml:space="preserve"> </w:t>
-      </w:r>
-      <w:r>
-        <w:rPr>
-          <w:rStyle w:val="OperatorTok"/>
-        </w:rPr>
-        <w:t xml:space="preserve">&lt;</w:t>
-      </w:r>
-      <w:r>
-        <w:rPr>
-          <w:rStyle w:val="NormalTok"/>
-        </w:rPr>
-        <w:t xml:space="preserve">SOCK</w:t>
-      </w:r>
-      <w:r>
-        <w:rPr>
-          <w:rStyle w:val="OperatorTok"/>
-        </w:rPr>
-        <w:t xml:space="preserve">&gt;</w:t>
-      </w:r>
-      <w:r>
-        <w:rPr>
-          <w:rStyle w:val="NormalTok"/>
-        </w:rPr>
-        <w:t xml:space="preserve">-cg      </w:t>
-      </w:r>
-      <w:r>
-        <w:rPr>
-          <w:rStyle w:val="CommentTok"/>
-        </w:rPr>
-        <w:t xml:space="preserve"># 看 event 段:armed / 持续计数 / last_hold</w:t>
-      </w:r>
-    </w:p>
-    <w:p>
-      <w:pPr>
-        <w:pStyle w:val="FirstParagraph"/>
-      </w:pPr>
-      <w:r>
-        <w:rPr>
-          <w:rFonts w:hint="eastAsia"/>
-        </w:rPr>
-        <w:t xml:space="preserve">行为:被看</w:t>
-      </w:r>
-      <w:r>
-        <w:t xml:space="preserve"> cgroup </w:t>
-      </w:r>
-      <w:r>
-        <w:rPr>
-          <w:rFonts w:hint="eastAsia"/>
-        </w:rPr>
-        <w:t xml:space="preserve">的唤醒等待连续</w:t>
-      </w:r>
-      <w:r>
-        <w:t xml:space="preserve"> </w:t>
-      </w:r>
-      <w:r>
-        <w:rPr>
-          <w:rStyle w:val="VerbatimChar"/>
-        </w:rPr>
-        <w:t xml:space="preserve">sustain_windows</w:t>
-      </w:r>
-      <w:r>
-        <w:t xml:space="preserve"> </w:t>
-      </w:r>
-      <w:r>
-        <w:rPr>
-          <w:rFonts w:hint="eastAsia"/>
-        </w:rPr>
-        <w:t xml:space="preserve">窗超过</w:t>
-      </w:r>
-      <w:r>
-        <w:t xml:space="preserve"> </w:t>
-      </w:r>
-      <w:r>
-        <w:rPr>
-          <w:rStyle w:val="VerbatimChar"/>
-        </w:rPr>
-        <w:t xml:space="preserve">threshold_wait_ms</w:t>
-      </w:r>
-      <w:r>
-        <w:rPr>
-          <w:rFonts w:hint="eastAsia"/>
-        </w:rPr>
-        <w:t xml:space="preserve">,权重升至</w:t>
-      </w:r>
-      <w:r>
-        <w:t xml:space="preserve"> </w:t>
-      </w:r>
-      <w:r>
-        <w:rPr>
-          <w:rStyle w:val="VerbatimChar"/>
-        </w:rPr>
-        <w:t xml:space="preserve">action.cpu_weight</w:t>
-      </w:r>
-      <w:r>
-        <w:rPr>
-          <w:rFonts w:hint="eastAsia"/>
-        </w:rPr>
-        <w:t xml:space="preserve">;连续</w:t>
-      </w:r>
-      <w:r>
-        <w:t xml:space="preserve"> </w:t>
-      </w:r>
-      <w:r>
-        <w:rPr>
-          <w:rStyle w:val="VerbatimChar"/>
-        </w:rPr>
-        <w:t xml:space="preserve">release_windows</w:t>
-      </w:r>
-      <w:r>
-        <w:t xml:space="preserve"> </w:t>
-      </w:r>
-      <w:r>
-        <w:rPr>
-          <w:rFonts w:hint="eastAsia"/>
-        </w:rPr>
-        <w:t xml:space="preserve">窗回落、TTL</w:t>
-      </w:r>
-      <w:r>
-        <w:t xml:space="preserve"> </w:t>
-      </w:r>
-      <w:r>
-        <w:rPr>
-          <w:rFonts w:hint="eastAsia"/>
-        </w:rPr>
-        <w:t xml:space="preserve">到期或泵停止后补偿回原值。</w:t>
-      </w:r>
-    </w:p>
-    <w:bookmarkEnd w:id="15"/>
-    <w:bookmarkEnd w:id="16"/>
-    <w:bookmarkStart w:id="17" w:name="启动选项"/>
+    <w:bookmarkEnd w:id="21"/>
+    <w:bookmarkEnd w:id="22"/>
+    <w:bookmarkStart w:id="23" w:name="启动选项"/>
     <w:p>
       <w:pPr>
         <w:pStyle w:val="Heading2"/>
@@ -5450,8 +5640,8 @@
         </w:tc>
       </w:tr>
     </w:tbl>
-    <w:bookmarkEnd w:id="17"/>
-    <w:bookmarkStart w:id="18" w:name="cli-参考"/>
+    <w:bookmarkEnd w:id="23"/>
+    <w:bookmarkStart w:id="24" w:name="cli-参考"/>
     <w:p>
       <w:pPr>
         <w:pStyle w:val="Heading2"/>
@@ -6647,8 +6837,8 @@
         <w:t xml:space="preserve"> 15)。</w:t>
       </w:r>
     </w:p>
-    <w:bookmarkEnd w:id="18"/>
-    <w:bookmarkStart w:id="22" w:name="三类策略编写"/>
+    <w:bookmarkEnd w:id="24"/>
+    <w:bookmarkStart w:id="28" w:name="三类策略编写"/>
     <w:p>
       <w:pPr>
         <w:pStyle w:val="Heading2"/>
@@ -6663,7 +6853,7 @@
         <w:t xml:space="preserve">三类策略编写</w:t>
       </w:r>
     </w:p>
-    <w:bookmarkStart w:id="19" w:name="调度策略schedulingpolicy"/>
+    <w:bookmarkStart w:id="25" w:name="调度策略schedulingpolicy"/>
     <w:p>
       <w:pPr>
         <w:pStyle w:val="Heading3"/>
@@ -6681,6 +6871,7 @@
     <w:p>
       <w:pPr>
         <w:pStyle w:val="SourceCode"/>
+        <w:keepNext w:val="0"/>
       </w:pPr>
       <w:r>
         <w:rPr>
@@ -9207,8 +9398,8 @@
         <w:t xml:space="preserve">不一致。</w:t>
       </w:r>
     </w:p>
-    <w:bookmarkEnd w:id="19"/>
-    <w:bookmarkStart w:id="20" w:name="cgroup-策略cgrouppolicy"/>
+    <w:bookmarkEnd w:id="25"/>
+    <w:bookmarkStart w:id="26" w:name="cgroup-策略cgrouppolicy"/>
     <w:p>
       <w:pPr>
         <w:pStyle w:val="Heading3"/>
@@ -9226,6 +9417,7 @@
     <w:p>
       <w:pPr>
         <w:pStyle w:val="SourceCode"/>
+        <w:keepNext w:val="0"/>
       </w:pPr>
       <w:r>
         <w:rPr>
@@ -10188,8 +10380,8 @@
         <w:t xml:space="preserve">。</w:t>
       </w:r>
     </w:p>
-    <w:bookmarkEnd w:id="20"/>
-    <w:bookmarkStart w:id="21" w:name="事件授权eventarm"/>
+    <w:bookmarkEnd w:id="26"/>
+    <w:bookmarkStart w:id="27" w:name="事件授权eventarm"/>
     <w:p>
       <w:pPr>
         <w:pStyle w:val="Heading3"/>
@@ -10207,6 +10399,7 @@
     <w:p>
       <w:pPr>
         <w:pStyle w:val="SourceCode"/>
+        <w:keepNext w:val="0"/>
       </w:pPr>
       <w:r>
         <w:rPr>
@@ -11130,9 +11323,9 @@
         </w:tc>
       </w:tr>
     </w:tbl>
-    <w:bookmarkEnd w:id="21"/>
-    <w:bookmarkEnd w:id="22"/>
-    <w:bookmarkStart w:id="23" w:name="状态解读"/>
+    <w:bookmarkEnd w:id="27"/>
+    <w:bookmarkEnd w:id="28"/>
+    <w:bookmarkStart w:id="32" w:name="状态解读"/>
     <w:p>
       <w:pPr>
         <w:pStyle w:val="Heading2"/>
@@ -11150,6 +11343,99 @@
     <w:p>
       <w:pPr>
         <w:pStyle w:val="FirstParagraph"/>
+        <w:keepNext/>
+        <w:spacing w:before="160" w:after="80"/>
+        <w:jc w:val="center"/>
+      </w:pPr>
+      <w:r>
+        <w:drawing>
+          <wp:inline>
+            <wp:extent cx="5334000" cy="5081587"/>
+            <wp:effectExtent b="0" l="0" r="0" t="0"/>
+            <wp:docPr descr="启动恢复与降级判定" title="" id="30" name="Picture"/>
+            <a:graphic>
+              <a:graphicData uri="http://schemas.openxmlformats.org/drawingml/2006/picture">
+                <pic:pic>
+                  <pic:nvPicPr>
+                    <pic:cNvPr descr="D:/code/Ubuntu/EulerPilot-v2/build/diagram-qa/png/startup-recovery.png" id="31" name="Picture"/>
+                    <pic:cNvPicPr>
+                      <a:picLocks noChangeArrowheads="1" noChangeAspect="1"/>
+                    </pic:cNvPicPr>
+                  </pic:nvPicPr>
+                  <pic:blipFill>
+                    <a:blip r:embed="rId29">
+                      <a:extLst>
+                        <a:ext uri="{96DAC541-7B7A-43D3-8B79-37D633B846F1}">
+                          <asvg:svgBlip xmlns:asvg="http://schemas.microsoft.com/office/drawing/2016/SVG/main" r:embed="rIdSvg3"/>
+                        </a:ext>
+                      </a:extLst>
+                    </a:blip>
+                    <a:stretch>
+                      <a:fillRect/>
+                    </a:stretch>
+                  </pic:blipFill>
+                  <pic:spPr bwMode="auto">
+                    <a:xfrm>
+                      <a:off x="0" y="0"/>
+                      <a:ext cx="5334000" cy="5081587"/>
+                    </a:xfrm>
+                    <a:prstGeom prst="rect">
+                      <a:avLst/>
+                    </a:prstGeom>
+                    <a:noFill/>
+                    <a:ln w="9525">
+                      <a:noFill/>
+                      <a:headEnd/>
+                      <a:tailEnd/>
+                    </a:ln>
+                  </pic:spPr>
+                </pic:pic>
+              </a:graphicData>
+            </a:graphic>
+          </wp:inline>
+        </w:drawing>
+      </w:r>
+    </w:p>
+    <w:p>
+      <w:pPr>
+        <w:pStyle w:val="BodyText"/>
+        <w:keepNext w:val="0"/>
+        <w:spacing w:after="200"/>
+        <w:jc w:val="center"/>
+      </w:pPr>
+      <w:r>
+        <w:rPr>
+          <w:rFonts w:hint="eastAsia"/>
+          <w:i/>
+          <w:iCs/>
+          <w:color w:val="595959"/>
+          <w:sz w:val="18"/>
+        </w:rPr>
+        <w:t xml:space="preserve">图</w:t>
+      </w:r>
+      <w:r>
+        <w:rPr>
+          <w:i/>
+          <w:iCs/>
+          <w:color w:val="595959"/>
+          <w:sz w:val="18"/>
+        </w:rPr>
+        <w:t xml:space="preserve"> 3　</w:t>
+      </w:r>
+      <w:r>
+        <w:rPr>
+          <w:rFonts w:hint="eastAsia"/>
+          <w:i/>
+          <w:iCs/>
+          <w:color w:val="595959"/>
+          <w:sz w:val="18"/>
+        </w:rPr>
+        <w:t xml:space="preserve">启动恢复与降级判定</w:t>
+      </w:r>
+    </w:p>
+    <w:p>
+      <w:pPr>
+        <w:pStyle w:val="BodyText"/>
       </w:pPr>
       <w:r>
         <w:rPr>
@@ -12166,8 +12452,8 @@
         </w:tc>
       </w:tr>
     </w:tbl>
-    <w:bookmarkEnd w:id="23"/>
-    <w:bookmarkStart w:id="24" w:name="故障排查速查"/>
+    <w:bookmarkEnd w:id="32"/>
+    <w:bookmarkStart w:id="33" w:name="故障排查速查"/>
     <w:p>
       <w:pPr>
         <w:pStyle w:val="Heading2"/>
@@ -13617,8 +13903,8 @@
         </w:tc>
       </w:tr>
     </w:tbl>
-    <w:bookmarkEnd w:id="24"/>
-    <w:bookmarkStart w:id="25" w:name="常见问题"/>
+    <w:bookmarkEnd w:id="33"/>
+    <w:bookmarkStart w:id="34" w:name="常见问题"/>
     <w:p>
       <w:pPr>
         <w:pStyle w:val="Heading2"/>
@@ -14324,8 +14610,8 @@
         <w:t xml:space="preserve">。</w:t>
       </w:r>
     </w:p>
-    <w:bookmarkEnd w:id="25"/>
-    <w:bookmarkStart w:id="26" w:name="附录命令速查"/>
+    <w:bookmarkEnd w:id="34"/>
+    <w:bookmarkStart w:id="35" w:name="附录命令速查"/>
     <w:p>
       <w:pPr>
         <w:pStyle w:val="Heading2"/>
@@ -14343,6 +14629,7 @@
     <w:p>
       <w:pPr>
         <w:pStyle w:val="SourceCode"/>
+        <w:keepNext w:val="0"/>
       </w:pPr>
       <w:r>
         <w:rPr>
@@ -15170,8 +15457,8 @@
         <w:t xml:space="preserve"> scripts/demo_sp3.sh B/ep-executord B/ep B/ep-sched-loader B/ep-evtmon OUT</w:t>
       </w:r>
     </w:p>
-    <w:bookmarkEnd w:id="26"/>
-    <w:bookmarkStart w:id="27" w:name="修订记录"/>
+    <w:bookmarkEnd w:id="35"/>
+    <w:bookmarkStart w:id="36" w:name="修订记录"/>
     <w:p>
       <w:pPr>
         <w:pStyle w:val="Heading2"/>
@@ -15210,15 +15497,18 @@
       <w:tr>
         <w:trPr>
           <w:tblHeader w:val="on"/>
+          <w:cantSplit/>
         </w:trPr>
         <w:tc>
           <w:tcPr>
+            <w:tcW w:type="dxa" w:w="1361"/>
             <w:shd w:val="clear" w:color="auto" w:fill="1F4E79"/>
             <w:vAlign w:val="center"/>
           </w:tcPr>
           <w:p>
             <w:pPr>
               <w:pStyle w:val="Compact"/>
+              <w:keepNext/>
             </w:pPr>
             <w:r>
               <w:rPr>
@@ -15230,12 +15520,14 @@
         </w:tc>
         <w:tc>
           <w:tcPr>
+            <w:tcW w:type="dxa" w:w="1417"/>
             <w:shd w:val="clear" w:color="auto" w:fill="1F4E79"/>
             <w:vAlign w:val="center"/>
           </w:tcPr>
           <w:p>
             <w:pPr>
               <w:pStyle w:val="Compact"/>
+              <w:keepNext/>
             </w:pPr>
             <w:r>
               <w:rPr>
@@ -15247,12 +15539,14 @@
         </w:tc>
         <w:tc>
           <w:tcPr>
+            <w:tcW w:type="dxa" w:w="4989"/>
             <w:shd w:val="clear" w:color="auto" w:fill="1F4E79"/>
             <w:vAlign w:val="center"/>
           </w:tcPr>
           <w:p>
             <w:pPr>
               <w:pStyle w:val="Compact"/>
+              <w:keepNext/>
             </w:pPr>
             <w:r>
               <w:rPr>
@@ -15264,12 +15558,14 @@
         </w:tc>
         <w:tc>
           <w:tcPr>
+            <w:tcW w:type="dxa" w:w="1417"/>
             <w:shd w:val="clear" w:color="auto" w:fill="1F4E79"/>
             <w:vAlign w:val="center"/>
           </w:tcPr>
           <w:p>
             <w:pPr>
               <w:pStyle w:val="Compact"/>
+              <w:keepNext/>
             </w:pPr>
             <w:r>
               <w:rPr>
@@ -15281,11 +15577,17 @@
         </w:tc>
       </w:tr>
       <w:tr>
-        <w:tc>
-          <w:tcPr/>
-          <w:p>
-            <w:pPr>
-              <w:pStyle w:val="Compact"/>
+        <w:trPr>
+          <w:cantSplit/>
+        </w:trPr>
+        <w:tc>
+          <w:tcPr>
+            <w:tcW w:type="dxa" w:w="1361"/>
+          </w:tcPr>
+          <w:p>
+            <w:pPr>
+              <w:pStyle w:val="Compact"/>
+              <w:keepNext/>
             </w:pPr>
             <w:r>
               <w:t xml:space="preserve">v1.0</w:t>
@@ -15293,10 +15595,13 @@
           </w:p>
         </w:tc>
         <w:tc>
-          <w:tcPr/>
-          <w:p>
-            <w:pPr>
-              <w:pStyle w:val="Compact"/>
+          <w:tcPr>
+            <w:tcW w:type="dxa" w:w="1417"/>
+          </w:tcPr>
+          <w:p>
+            <w:pPr>
+              <w:pStyle w:val="Compact"/>
+              <w:keepNext/>
             </w:pPr>
             <w:r>
               <w:t xml:space="preserve">2026-10-25</w:t>
@@ -15304,10 +15609,13 @@
           </w:p>
         </w:tc>
         <w:tc>
-          <w:tcPr/>
-          <w:p>
-            <w:pPr>
-              <w:pStyle w:val="Compact"/>
+          <w:tcPr>
+            <w:tcW w:type="dxa" w:w="4989"/>
+          </w:tcPr>
+          <w:p>
+            <w:pPr>
+              <w:pStyle w:val="Compact"/>
+              <w:keepNext/>
             </w:pPr>
             <w:r>
               <w:rPr>
@@ -15318,10 +15626,13 @@
           </w:p>
         </w:tc>
         <w:tc>
-          <w:tcPr/>
-          <w:p>
-            <w:pPr>
-              <w:pStyle w:val="Compact"/>
+          <w:tcPr>
+            <w:tcW w:type="dxa" w:w="1417"/>
+          </w:tcPr>
+          <w:p>
+            <w:pPr>
+              <w:pStyle w:val="Compact"/>
+              <w:keepNext/>
             </w:pPr>
             <w:r>
               <w:rPr>
@@ -15333,11 +15644,17 @@
         </w:tc>
       </w:tr>
       <w:tr>
-        <w:tc>
-          <w:tcPr/>
-          <w:p>
-            <w:pPr>
-              <w:pStyle w:val="Compact"/>
+        <w:trPr>
+          <w:cantSplit/>
+        </w:trPr>
+        <w:tc>
+          <w:tcPr>
+            <w:tcW w:type="dxa" w:w="1361"/>
+          </w:tcPr>
+          <w:p>
+            <w:pPr>
+              <w:pStyle w:val="Compact"/>
+              <w:keepNext/>
             </w:pPr>
             <w:r>
               <w:t xml:space="preserve">v1.1</w:t>
@@ -15345,10 +15662,13 @@
           </w:p>
         </w:tc>
         <w:tc>
-          <w:tcPr/>
-          <w:p>
-            <w:pPr>
-              <w:pStyle w:val="Compact"/>
+          <w:tcPr>
+            <w:tcW w:type="dxa" w:w="1417"/>
+          </w:tcPr>
+          <w:p>
+            <w:pPr>
+              <w:pStyle w:val="Compact"/>
+              <w:keepNext/>
             </w:pPr>
             <w:r>
               <w:t xml:space="preserve">2026-10-25</w:t>
@@ -15356,10 +15676,13 @@
           </w:p>
         </w:tc>
         <w:tc>
-          <w:tcPr/>
-          <w:p>
-            <w:pPr>
-              <w:pStyle w:val="Compact"/>
+          <w:tcPr>
+            <w:tcW w:type="dxa" w:w="4989"/>
+          </w:tcPr>
+          <w:p>
+            <w:pPr>
+              <w:pStyle w:val="Compact"/>
+              <w:keepNext/>
             </w:pPr>
             <w:r>
               <w:rPr>
@@ -15397,10 +15720,95 @@
           </w:p>
         </w:tc>
         <w:tc>
-          <w:tcPr/>
-          <w:p>
-            <w:pPr>
-              <w:pStyle w:val="Compact"/>
+          <w:tcPr>
+            <w:tcW w:type="dxa" w:w="1417"/>
+          </w:tcPr>
+          <w:p>
+            <w:pPr>
+              <w:pStyle w:val="Compact"/>
+              <w:keepNext/>
+            </w:pPr>
+            <w:r>
+              <w:rPr>
+                <w:rFonts w:hint="eastAsia"/>
+              </w:rPr>
+              <w:t xml:space="preserve">三驱兄弟</w:t>
+            </w:r>
+          </w:p>
+        </w:tc>
+      </w:tr>
+      <w:tr>
+        <w:trPr>
+          <w:cantSplit/>
+        </w:trPr>
+        <w:tc>
+          <w:tcPr>
+            <w:tcW w:type="dxa" w:w="1361"/>
+          </w:tcPr>
+          <w:p>
+            <w:pPr>
+              <w:pStyle w:val="Compact"/>
+              <w:keepNext w:val="0"/>
+            </w:pPr>
+            <w:r>
+              <w:t xml:space="preserve">v1.1 </w:t>
+            </w:r>
+            <w:r>
+              <w:rPr>
+                <w:rFonts w:hint="eastAsia"/>
+              </w:rPr>
+              <w:t xml:space="preserve">图示修订</w:t>
+            </w:r>
+          </w:p>
+        </w:tc>
+        <w:tc>
+          <w:tcPr>
+            <w:tcW w:type="dxa" w:w="1417"/>
+          </w:tcPr>
+          <w:p>
+            <w:pPr>
+              <w:pStyle w:val="Compact"/>
+              <w:keepNext w:val="0"/>
+            </w:pPr>
+            <w:r>
+              <w:t xml:space="preserve">2026-10-26</w:t>
+            </w:r>
+          </w:p>
+        </w:tc>
+        <w:tc>
+          <w:tcPr>
+            <w:tcW w:type="dxa" w:w="4989"/>
+          </w:tcPr>
+          <w:p>
+            <w:pPr>
+              <w:pStyle w:val="Compact"/>
+              <w:keepNext w:val="0"/>
+            </w:pPr>
+            <w:r>
+              <w:rPr>
+                <w:rFonts w:hint="eastAsia"/>
+              </w:rPr>
+              <w:t xml:space="preserve">补充</w:t>
+            </w:r>
+            <w:r>
+              <w:t xml:space="preserve"> SVG </w:t>
+            </w:r>
+            <w:r>
+              <w:rPr>
+                <w:rFonts w:hint="eastAsia"/>
+              </w:rPr>
+              <w:t xml:space="preserve">架构、流程与验证示意图及可编辑源文件；图示按当前实现标注边界，性能数据口径不变</w:t>
+            </w:r>
+          </w:p>
+        </w:tc>
+        <w:tc>
+          <w:tcPr>
+            <w:tcW w:type="dxa" w:w="1417"/>
+          </w:tcPr>
+          <w:p>
+            <w:pPr>
+              <w:pStyle w:val="Compact"/>
+              <w:keepNext w:val="0"/>
             </w:pPr>
             <w:r>
               <w:rPr>
@@ -15412,8 +15820,18 @@
         </w:tc>
       </w:tr>
     </w:tbl>
-    <w:bookmarkEnd w:id="27"/>
-    <w:bookmarkEnd w:id="28"/>
+    <w:bookmarkEnd w:id="36"/>
+    <w:bookmarkEnd w:id="37"/>
+    <w:p>
+      <w:pPr>
+        <w:keepNext w:val="0"/>
+        <w:spacing w:before="0" w:after="0" w:line="20" w:lineRule="exact"/>
+        <w:rPr>
+          <w:sz w:val="2"/>
+          <w:szCs w:val="2"/>
+        </w:rPr>
+      </w:pPr>
+    </w:p>
     <w:sectPr>
       <w:headerReference w:type="default" r:id="rId9"/>
       <w:footerReference w:type="default" r:id="rId10"/>
